--- a/prime-hospitality/docs/handover/ADMIN_GUIDE.docx
+++ b/prime-hospitality/docs/handover/ADMIN_GUIDE.docx
@@ -1,13 +1,13 @@
 
 <file path=word/document.xml><?xml version="1.0" encoding="utf-8"?>
-<w:document xmlns:w="http://schemas.openxmlformats.org/wordprocessingml/2006/main" xmlns:m="http://schemas.openxmlformats.org/officeDocument/2006/math" xmlns:r="http://schemas.openxmlformats.org/officeDocument/2006/relationships" xmlns:o="urn:schemas-microsoft-com:office:office" xmlns:v="urn:schemas-microsoft-com:vml" xmlns:w10="urn:schemas-microsoft-com:office:word" xmlns:a="http://schemas.openxmlformats.org/drawingml/2006/main" xmlns:pic="http://schemas.openxmlformats.org/drawingml/2006/picture" xmlns:wp="http://schemas.openxmlformats.org/drawingml/2006/wordprocessingDrawing">
+<w:document xmlns:wpc="http://schemas.microsoft.com/office/word/2010/wordprocessingCanvas" xmlns:mc="http://schemas.openxmlformats.org/markup-compatibility/2006" xmlns:o="urn:schemas-microsoft-com:office:office" xmlns:r="http://schemas.openxmlformats.org/officeDocument/2006/relationships" xmlns:m="http://schemas.openxmlformats.org/officeDocument/2006/math" xmlns:v="urn:schemas-microsoft-com:vml" xmlns:wp14="http://schemas.microsoft.com/office/word/2010/wordprocessingDrawing" xmlns:wp="http://schemas.openxmlformats.org/drawingml/2006/wordprocessingDrawing" xmlns:w10="urn:schemas-microsoft-com:office:word" xmlns:w="http://schemas.openxmlformats.org/wordprocessingml/2006/main" xmlns:w14="http://schemas.microsoft.com/office/word/2010/wordml" xmlns:w15="http://schemas.microsoft.com/office/word/2012/wordml" xmlns:wpg="http://schemas.microsoft.com/office/word/2010/wordprocessingGroup" xmlns:wpi="http://schemas.microsoft.com/office/word/2010/wordprocessingInk" xmlns:wne="http://schemas.microsoft.com/office/word/2006/wordml" xmlns:wps="http://schemas.microsoft.com/office/word/2010/wordprocessingShape" mc:Ignorable="w14 w15 wp14">
   <w:body>
     <w:p>
       <w:pPr>
         <w:pStyle w:val="Title"/>
       </w:pPr>
       <w:r>
-        <w:t xml:space="preserve">JobsAddis — Administrator Guide</w:t>
+        <w:t>JobsAddis — Administrator Guide</w:t>
       </w:r>
     </w:p>
     <w:p>
@@ -15,7 +15,7 @@
         <w:pStyle w:val="Author"/>
       </w:pPr>
       <w:r>
-        <w:t xml:space="preserve">Prepared for Prime Hospitality Business Group P.L.C.</w:t>
+        <w:t>Prepared for Prime Hospitality Business Group P.L.C.</w:t>
       </w:r>
     </w:p>
     <w:p>
@@ -23,62 +23,687 @@
         <w:pStyle w:val="Date"/>
       </w:pPr>
       <w:r>
-        <w:t xml:space="preserve">28 July 2026</w:t>
+        <w:t>28 July 2026</w:t>
       </w:r>
     </w:p>
     <w:sdt>
       <w:sdtPr>
+        <w:rPr>
+          <w:rFonts w:asciiTheme="minorHAnsi" w:eastAsiaTheme="minorEastAsia" w:hAnsiTheme="minorHAnsi" w:cstheme="minorBidi"/>
+          <w:color w:val="auto"/>
+          <w:sz w:val="24"/>
+          <w:szCs w:val="24"/>
+        </w:rPr>
+        <w:id w:val="-971519560"/>
         <w:docPartObj>
           <w:docPartGallery w:val="Table of Contents"/>
           <w:docPartUnique/>
         </w:docPartObj>
       </w:sdtPr>
+      <w:sdtEndPr/>
       <w:sdtContent>
         <w:p>
           <w:pPr>
             <w:pStyle w:val="TOCHeading"/>
           </w:pPr>
           <w:r>
-            <w:t xml:space="preserve">Table of Contents</w:t>
+            <w:t>Table of Contents</w:t>
           </w:r>
         </w:p>
         <w:p>
+          <w:pPr>
+            <w:pStyle w:val="TOC1"/>
+            <w:tabs>
+              <w:tab w:val="right" w:leader="dot" w:pos="9350"/>
+            </w:tabs>
+            <w:rPr>
+              <w:noProof/>
+            </w:rPr>
+          </w:pPr>
           <w:r>
-            <w:fldChar w:fldCharType="begin" w:dirty="true"/>
-            <w:instrText xml:space="preserve">TOC \o "1-2" \h \z \u</w:instrText>
+            <w:fldChar w:fldCharType="begin"/>
+          </w:r>
+          <w:r>
+            <w:instrText>TOC \o "1-2" \h \z \u</w:instrText>
+          </w:r>
+          <w:r>
             <w:fldChar w:fldCharType="separate"/>
+          </w:r>
+          <w:hyperlink w:anchor="_Toc236212975" w:history="1">
+            <w:r>
+              <w:rPr>
+                <w:rStyle w:val="Hyperlink"/>
+                <w:noProof/>
+              </w:rPr>
+              <w:t>Admin Guide</w:t>
+            </w:r>
+            <w:r>
+              <w:rPr>
+                <w:noProof/>
+                <w:webHidden/>
+              </w:rPr>
+              <w:tab/>
+            </w:r>
+            <w:r>
+              <w:rPr>
+                <w:noProof/>
+                <w:webHidden/>
+              </w:rPr>
+              <w:fldChar w:fldCharType="begin"/>
+            </w:r>
+            <w:r>
+              <w:rPr>
+                <w:noProof/>
+                <w:webHidden/>
+              </w:rPr>
+              <w:instrText xml:space="preserve"> PAGEREF _Toc236212975 \h </w:instrText>
+            </w:r>
+            <w:r>
+              <w:rPr>
+                <w:noProof/>
+                <w:webHidden/>
+              </w:rPr>
+            </w:r>
+            <w:r>
+              <w:rPr>
+                <w:noProof/>
+                <w:webHidden/>
+              </w:rPr>
+              <w:fldChar w:fldCharType="separate"/>
+            </w:r>
+            <w:r>
+              <w:rPr>
+                <w:noProof/>
+                <w:webHidden/>
+              </w:rPr>
+              <w:t>1</w:t>
+            </w:r>
+            <w:r>
+              <w:rPr>
+                <w:noProof/>
+                <w:webHidden/>
+              </w:rPr>
+              <w:fldChar w:fldCharType="end"/>
+            </w:r>
+          </w:hyperlink>
+        </w:p>
+        <w:p>
+          <w:pPr>
+            <w:pStyle w:val="TOC2"/>
+            <w:tabs>
+              <w:tab w:val="right" w:leader="dot" w:pos="9350"/>
+            </w:tabs>
+            <w:rPr>
+              <w:noProof/>
+            </w:rPr>
+          </w:pPr>
+          <w:hyperlink w:anchor="_Toc236212976" w:history="1">
+            <w:r>
+              <w:rPr>
+                <w:rStyle w:val="Hyperlink"/>
+                <w:noProof/>
+              </w:rPr>
+              <w:t>Overview</w:t>
+            </w:r>
+            <w:r>
+              <w:rPr>
+                <w:noProof/>
+                <w:webHidden/>
+              </w:rPr>
+              <w:tab/>
+            </w:r>
+            <w:r>
+              <w:rPr>
+                <w:noProof/>
+                <w:webHidden/>
+              </w:rPr>
+              <w:fldChar w:fldCharType="begin"/>
+            </w:r>
+            <w:r>
+              <w:rPr>
+                <w:noProof/>
+                <w:webHidden/>
+              </w:rPr>
+              <w:instrText xml:space="preserve"> PAGEREF _Toc236212976 \h </w:instrText>
+            </w:r>
+            <w:r>
+              <w:rPr>
+                <w:noProof/>
+                <w:webHidden/>
+              </w:rPr>
+            </w:r>
+            <w:r>
+              <w:rPr>
+                <w:noProof/>
+                <w:webHidden/>
+              </w:rPr>
+              <w:fldChar w:fldCharType="separate"/>
+            </w:r>
+            <w:r>
+              <w:rPr>
+                <w:noProof/>
+                <w:webHidden/>
+              </w:rPr>
+              <w:t>1</w:t>
+            </w:r>
+            <w:r>
+              <w:rPr>
+                <w:noProof/>
+                <w:webHidden/>
+              </w:rPr>
+              <w:fldChar w:fldCharType="end"/>
+            </w:r>
+          </w:hyperlink>
+        </w:p>
+        <w:p>
+          <w:pPr>
+            <w:pStyle w:val="TOC2"/>
+            <w:tabs>
+              <w:tab w:val="right" w:leader="dot" w:pos="9350"/>
+            </w:tabs>
+            <w:rPr>
+              <w:noProof/>
+            </w:rPr>
+          </w:pPr>
+          <w:hyperlink w:anchor="_Toc236212977" w:history="1">
+            <w:r>
+              <w:rPr>
+                <w:rStyle w:val="Hyperlink"/>
+                <w:noProof/>
+              </w:rPr>
+              <w:t>Employers &amp; Companies</w:t>
+            </w:r>
+            <w:r>
+              <w:rPr>
+                <w:noProof/>
+                <w:webHidden/>
+              </w:rPr>
+              <w:tab/>
+            </w:r>
+            <w:r>
+              <w:rPr>
+                <w:noProof/>
+                <w:webHidden/>
+              </w:rPr>
+              <w:fldChar w:fldCharType="begin"/>
+            </w:r>
+            <w:r>
+              <w:rPr>
+                <w:noProof/>
+                <w:webHidden/>
+              </w:rPr>
+              <w:instrText xml:space="preserve"> PAGEREF _Toc236212977 \h </w:instrText>
+            </w:r>
+            <w:r>
+              <w:rPr>
+                <w:noProof/>
+                <w:webHidden/>
+              </w:rPr>
+            </w:r>
+            <w:r>
+              <w:rPr>
+                <w:noProof/>
+                <w:webHidden/>
+              </w:rPr>
+              <w:fldChar w:fldCharType="separate"/>
+            </w:r>
+            <w:r>
+              <w:rPr>
+                <w:noProof/>
+                <w:webHidden/>
+              </w:rPr>
+              <w:t>1</w:t>
+            </w:r>
+            <w:r>
+              <w:rPr>
+                <w:noProof/>
+                <w:webHidden/>
+              </w:rPr>
+              <w:fldChar w:fldCharType="end"/>
+            </w:r>
+          </w:hyperlink>
+        </w:p>
+        <w:p>
+          <w:pPr>
+            <w:pStyle w:val="TOC2"/>
+            <w:tabs>
+              <w:tab w:val="right" w:leader="dot" w:pos="9350"/>
+            </w:tabs>
+            <w:rPr>
+              <w:noProof/>
+            </w:rPr>
+          </w:pPr>
+          <w:hyperlink w:anchor="_Toc236212978" w:history="1">
+            <w:r>
+              <w:rPr>
+                <w:rStyle w:val="Hyperlink"/>
+                <w:noProof/>
+              </w:rPr>
+              <w:t>Job Posting Moderation</w:t>
+            </w:r>
+            <w:r>
+              <w:rPr>
+                <w:noProof/>
+                <w:webHidden/>
+              </w:rPr>
+              <w:tab/>
+            </w:r>
+            <w:r>
+              <w:rPr>
+                <w:noProof/>
+                <w:webHidden/>
+              </w:rPr>
+              <w:fldChar w:fldCharType="begin"/>
+            </w:r>
+            <w:r>
+              <w:rPr>
+                <w:noProof/>
+                <w:webHidden/>
+              </w:rPr>
+              <w:instrText xml:space="preserve"> PAGEREF _Toc236212978 \h </w:instrText>
+            </w:r>
+            <w:r>
+              <w:rPr>
+                <w:noProof/>
+                <w:webHidden/>
+              </w:rPr>
+            </w:r>
+            <w:r>
+              <w:rPr>
+                <w:noProof/>
+                <w:webHidden/>
+              </w:rPr>
+              <w:fldChar w:fldCharType="separate"/>
+            </w:r>
+            <w:r>
+              <w:rPr>
+                <w:noProof/>
+                <w:webHidden/>
+              </w:rPr>
+              <w:t>2</w:t>
+            </w:r>
+            <w:r>
+              <w:rPr>
+                <w:noProof/>
+                <w:webHidden/>
+              </w:rPr>
+              <w:fldChar w:fldCharType="end"/>
+            </w:r>
+          </w:hyperlink>
+        </w:p>
+        <w:p>
+          <w:pPr>
+            <w:pStyle w:val="TOC2"/>
+            <w:tabs>
+              <w:tab w:val="right" w:leader="dot" w:pos="9350"/>
+            </w:tabs>
+            <w:rPr>
+              <w:noProof/>
+            </w:rPr>
+          </w:pPr>
+          <w:hyperlink w:anchor="_Toc236212979" w:history="1">
+            <w:r>
+              <w:rPr>
+                <w:rStyle w:val="Hyperlink"/>
+                <w:noProof/>
+              </w:rPr>
+              <w:t>Configuration</w:t>
+            </w:r>
+            <w:r>
+              <w:rPr>
+                <w:noProof/>
+                <w:webHidden/>
+              </w:rPr>
+              <w:tab/>
+            </w:r>
+            <w:r>
+              <w:rPr>
+                <w:noProof/>
+                <w:webHidden/>
+              </w:rPr>
+              <w:fldChar w:fldCharType="begin"/>
+            </w:r>
+            <w:r>
+              <w:rPr>
+                <w:noProof/>
+                <w:webHidden/>
+              </w:rPr>
+              <w:instrText xml:space="preserve"> PAGEREF _Toc236212979 \h </w:instrText>
+            </w:r>
+            <w:r>
+              <w:rPr>
+                <w:noProof/>
+                <w:webHidden/>
+              </w:rPr>
+            </w:r>
+            <w:r>
+              <w:rPr>
+                <w:noProof/>
+                <w:webHidden/>
+              </w:rPr>
+              <w:fldChar w:fldCharType="separate"/>
+            </w:r>
+            <w:r>
+              <w:rPr>
+                <w:noProof/>
+                <w:webHidden/>
+              </w:rPr>
+              <w:t>2</w:t>
+            </w:r>
+            <w:r>
+              <w:rPr>
+                <w:noProof/>
+                <w:webHidden/>
+              </w:rPr>
+              <w:fldChar w:fldCharType="end"/>
+            </w:r>
+          </w:hyperlink>
+        </w:p>
+        <w:p>
+          <w:pPr>
+            <w:pStyle w:val="TOC2"/>
+            <w:tabs>
+              <w:tab w:val="right" w:leader="dot" w:pos="9350"/>
+            </w:tabs>
+            <w:rPr>
+              <w:noProof/>
+            </w:rPr>
+          </w:pPr>
+          <w:hyperlink w:anchor="_Toc236212980" w:history="1">
+            <w:r>
+              <w:rPr>
+                <w:rStyle w:val="Hyperlink"/>
+                <w:noProof/>
+              </w:rPr>
+              <w:t>Monetization &amp; Pricing</w:t>
+            </w:r>
+            <w:r>
+              <w:rPr>
+                <w:noProof/>
+                <w:webHidden/>
+              </w:rPr>
+              <w:tab/>
+            </w:r>
+            <w:r>
+              <w:rPr>
+                <w:noProof/>
+                <w:webHidden/>
+              </w:rPr>
+              <w:fldChar w:fldCharType="begin"/>
+            </w:r>
+            <w:r>
+              <w:rPr>
+                <w:noProof/>
+                <w:webHidden/>
+              </w:rPr>
+              <w:instrText xml:space="preserve"> PAGEREF _Toc236212980 \h </w:instrText>
+            </w:r>
+            <w:r>
+              <w:rPr>
+                <w:noProof/>
+                <w:webHidden/>
+              </w:rPr>
+            </w:r>
+            <w:r>
+              <w:rPr>
+                <w:noProof/>
+                <w:webHidden/>
+              </w:rPr>
+              <w:fldChar w:fldCharType="separate"/>
+            </w:r>
+            <w:r>
+              <w:rPr>
+                <w:noProof/>
+                <w:webHidden/>
+              </w:rPr>
+              <w:t>2</w:t>
+            </w:r>
+            <w:r>
+              <w:rPr>
+                <w:noProof/>
+                <w:webHidden/>
+              </w:rPr>
+              <w:fldChar w:fldCharType="end"/>
+            </w:r>
+          </w:hyperlink>
+        </w:p>
+        <w:p>
+          <w:pPr>
+            <w:pStyle w:val="TOC2"/>
+            <w:tabs>
+              <w:tab w:val="right" w:leader="dot" w:pos="9350"/>
+            </w:tabs>
+            <w:rPr>
+              <w:noProof/>
+            </w:rPr>
+          </w:pPr>
+          <w:hyperlink w:anchor="_Toc236212981" w:history="1">
+            <w:r>
+              <w:rPr>
+                <w:rStyle w:val="Hyperlink"/>
+                <w:noProof/>
+              </w:rPr>
+              <w:t>Reporting &amp; Analytics</w:t>
+            </w:r>
+            <w:r>
+              <w:rPr>
+                <w:noProof/>
+                <w:webHidden/>
+              </w:rPr>
+              <w:tab/>
+            </w:r>
+            <w:r>
+              <w:rPr>
+                <w:noProof/>
+                <w:webHidden/>
+              </w:rPr>
+              <w:fldChar w:fldCharType="begin"/>
+            </w:r>
+            <w:r>
+              <w:rPr>
+                <w:noProof/>
+                <w:webHidden/>
+              </w:rPr>
+              <w:instrText xml:space="preserve"> PAGEREF _Toc236212981 \h </w:instrText>
+            </w:r>
+            <w:r>
+              <w:rPr>
+                <w:noProof/>
+                <w:webHidden/>
+              </w:rPr>
+            </w:r>
+            <w:r>
+              <w:rPr>
+                <w:noProof/>
+                <w:webHidden/>
+              </w:rPr>
+              <w:fldChar w:fldCharType="separate"/>
+            </w:r>
+            <w:r>
+              <w:rPr>
+                <w:noProof/>
+                <w:webHidden/>
+              </w:rPr>
+              <w:t>2</w:t>
+            </w:r>
+            <w:r>
+              <w:rPr>
+                <w:noProof/>
+                <w:webHidden/>
+              </w:rPr>
+              <w:fldChar w:fldCharType="end"/>
+            </w:r>
+          </w:hyperlink>
+        </w:p>
+        <w:p>
+          <w:pPr>
+            <w:pStyle w:val="TOC2"/>
+            <w:tabs>
+              <w:tab w:val="right" w:leader="dot" w:pos="9350"/>
+            </w:tabs>
+            <w:rPr>
+              <w:noProof/>
+            </w:rPr>
+          </w:pPr>
+          <w:hyperlink w:anchor="_Toc236212982" w:history="1">
+            <w:r>
+              <w:rPr>
+                <w:rStyle w:val="Hyperlink"/>
+                <w:noProof/>
+              </w:rPr>
+              <w:t>Settings (gear icon)</w:t>
+            </w:r>
+            <w:r>
+              <w:rPr>
+                <w:noProof/>
+                <w:webHidden/>
+              </w:rPr>
+              <w:tab/>
+            </w:r>
+            <w:r>
+              <w:rPr>
+                <w:noProof/>
+                <w:webHidden/>
+              </w:rPr>
+              <w:fldChar w:fldCharType="begin"/>
+            </w:r>
+            <w:r>
+              <w:rPr>
+                <w:noProof/>
+                <w:webHidden/>
+              </w:rPr>
+              <w:instrText xml:space="preserve"> PAGEREF _Toc236212982 \h </w:instrText>
+            </w:r>
+            <w:r>
+              <w:rPr>
+                <w:noProof/>
+                <w:webHidden/>
+              </w:rPr>
+            </w:r>
+            <w:r>
+              <w:rPr>
+                <w:noProof/>
+                <w:webHidden/>
+              </w:rPr>
+              <w:fldChar w:fldCharType="separate"/>
+            </w:r>
+            <w:r>
+              <w:rPr>
+                <w:noProof/>
+                <w:webHidden/>
+              </w:rPr>
+              <w:t>3</w:t>
+            </w:r>
+            <w:r>
+              <w:rPr>
+                <w:noProof/>
+                <w:webHidden/>
+              </w:rPr>
+              <w:fldChar w:fldCharType="end"/>
+            </w:r>
+          </w:hyperlink>
+        </w:p>
+        <w:p>
+          <w:pPr>
+            <w:pStyle w:val="TOC2"/>
+            <w:tabs>
+              <w:tab w:val="right" w:leader="dot" w:pos="9350"/>
+            </w:tabs>
+            <w:rPr>
+              <w:noProof/>
+            </w:rPr>
+          </w:pPr>
+          <w:hyperlink w:anchor="_Toc236212983" w:history="1">
+            <w:r>
+              <w:rPr>
+                <w:rStyle w:val="Hyperlink"/>
+                <w:noProof/>
+              </w:rPr>
+              <w:t>Known gaps to flag to the client</w:t>
+            </w:r>
+            <w:r>
+              <w:rPr>
+                <w:noProof/>
+                <w:webHidden/>
+              </w:rPr>
+              <w:tab/>
+            </w:r>
+            <w:r>
+              <w:rPr>
+                <w:noProof/>
+                <w:webHidden/>
+              </w:rPr>
+              <w:fldChar w:fldCharType="begin"/>
+            </w:r>
+            <w:r>
+              <w:rPr>
+                <w:noProof/>
+                <w:webHidden/>
+              </w:rPr>
+              <w:instrText xml:space="preserve"> PAGEREF _Toc236212983 \h </w:instrText>
+            </w:r>
+            <w:r>
+              <w:rPr>
+                <w:noProof/>
+                <w:webHidden/>
+              </w:rPr>
+            </w:r>
+            <w:r>
+              <w:rPr>
+                <w:noProof/>
+                <w:webHidden/>
+              </w:rPr>
+              <w:fldChar w:fldCharType="separate"/>
+            </w:r>
+            <w:r>
+              <w:rPr>
+                <w:noProof/>
+                <w:webHidden/>
+              </w:rPr>
+              <w:t>3</w:t>
+            </w:r>
+            <w:r>
+              <w:rPr>
+                <w:noProof/>
+                <w:webHidden/>
+              </w:rPr>
+              <w:fldChar w:fldCharType="end"/>
+            </w:r>
+          </w:hyperlink>
+        </w:p>
+        <w:p>
+          <w:r>
             <w:fldChar w:fldCharType="end"/>
           </w:r>
         </w:p>
       </w:sdtContent>
     </w:sdt>
-    <w:bookmarkStart w:id="18" w:name="admin-guide"/>
     <w:p>
       <w:pPr>
         <w:pStyle w:val="Heading1"/>
       </w:pPr>
-      <w:r>
-        <w:t xml:space="preserve">Admin Guide</w:t>
-      </w:r>
+      <w:bookmarkStart w:id="0" w:name="admin-guide"/>
+      <w:bookmarkStart w:id="1" w:name="_Toc236212975"/>
+      <w:r>
+        <w:t>Admin Guide</w:t>
+      </w:r>
+      <w:bookmarkEnd w:id="1"/>
     </w:p>
     <w:p>
       <w:pPr>
         <w:pStyle w:val="FirstParagraph"/>
       </w:pPr>
       <w:r>
-        <w:t xml:space="preserve">Log in at</w:t>
-      </w:r>
-      <w:r>
-        <w:t xml:space="preserve"> </w:t>
+        <w:t xml:space="preserve">Log in at </w:t>
       </w:r>
       <w:r>
         <w:rPr>
           <w:rStyle w:val="VerbatimChar"/>
         </w:rPr>
-        <w:t xml:space="preserve">/admin</w:t>
-      </w:r>
-      <w:r>
-        <w:t xml:space="preserve">. There are two admin roles:</w:t>
+        <w:t>admin</w:t>
+      </w:r>
+      <w:r>
+        <w:t>. There are two admin roles:</w:t>
       </w:r>
     </w:p>
     <w:p>
@@ -86,7 +711,7 @@
         <w:pStyle w:val="Compact"/>
         <w:numPr>
           <w:ilvl w:val="0"/>
-          <w:numId w:val="1001"/>
+          <w:numId w:val="2"/>
         </w:numPr>
       </w:pPr>
       <w:r>
@@ -94,99 +719,13 @@
           <w:b/>
           <w:bCs/>
         </w:rPr>
-        <w:t xml:space="preserve">Super admin</w:t>
+        <w:t>Super admin</w:t>
       </w:r>
       <w:r>
         <w:t xml:space="preserve"> </w:t>
       </w:r>
       <w:r>
-        <w:t xml:space="preserve">— full access to every tab, can create/manage sub-admins. Username/</w:t>
-      </w:r>
-      <w:r>
-        <w:t xml:space="preserve"> </w:t>
-      </w:r>
-      <w:r>
-        <w:t xml:space="preserve">password are stored in</w:t>
-      </w:r>
-      <w:r>
-        <w:t xml:space="preserve"> </w:t>
-      </w:r>
-      <w:r>
-        <w:rPr>
-          <w:rStyle w:val="VerbatimChar"/>
-        </w:rPr>
-        <w:t xml:space="preserve">app_config</w:t>
-      </w:r>
-      <w:r>
-        <w:t xml:space="preserve"> </w:t>
-      </w:r>
-      <w:r>
-        <w:t xml:space="preserve">(falls back to</w:t>
-      </w:r>
-      <w:r>
-        <w:t xml:space="preserve"> </w:t>
-      </w:r>
-      <w:r>
-        <w:rPr>
-          <w:rStyle w:val="VerbatimChar"/>
-        </w:rPr>
-        <w:t xml:space="preserve">admin</w:t>
-      </w:r>
-      <w:r>
-        <w:t xml:space="preserve">/</w:t>
-      </w:r>
-      <w:r>
-        <w:rPr>
-          <w:rStyle w:val="VerbatimChar"/>
-        </w:rPr>
-        <w:t xml:space="preserve">admin123</w:t>
-      </w:r>
-      <w:r>
-        <w:t xml:space="preserve"> </w:t>
-      </w:r>
-      <w:r>
-        <w:t xml:space="preserve">—</w:t>
-      </w:r>
-      <w:r>
-        <w:t xml:space="preserve"> </w:t>
-      </w:r>
-      <w:r>
-        <w:rPr>
-          <w:b/>
-          <w:bCs/>
-        </w:rPr>
-        <w:t xml:space="preserve">change this</w:t>
-      </w:r>
-      <w:r>
-        <w:rPr>
-          <w:b/>
-          <w:bCs/>
-        </w:rPr>
-        <w:t xml:space="preserve"> </w:t>
-      </w:r>
-      <w:r>
-        <w:rPr>
-          <w:b/>
-          <w:bCs/>
-        </w:rPr>
-        <w:t xml:space="preserve">immediately after handover</w:t>
-      </w:r>
-      <w:r>
-        <w:t xml:space="preserve">, see</w:t>
-      </w:r>
-      <w:r>
-        <w:t xml:space="preserve"> </w:t>
-      </w:r>
-      <w:hyperlink r:id="rId9">
-        <w:r>
-          <w:rPr>
-            <w:rStyle w:val="Hyperlink"/>
-          </w:rPr>
-          <w:t xml:space="preserve">HANDOVER_CHECKLIST.md</w:t>
-        </w:r>
-      </w:hyperlink>
-      <w:r>
-        <w:t xml:space="preserve">).</w:t>
+        <w:t xml:space="preserve">— full access to every tab, can create/manage sub-admins. Username/ password </w:t>
       </w:r>
     </w:p>
     <w:p>
@@ -194,7 +733,7 @@
         <w:pStyle w:val="Compact"/>
         <w:numPr>
           <w:ilvl w:val="0"/>
-          <w:numId w:val="1001"/>
+          <w:numId w:val="2"/>
         </w:numPr>
       </w:pPr>
       <w:r>
@@ -202,65 +741,57 @@
           <w:b/>
           <w:bCs/>
         </w:rPr>
-        <w:t xml:space="preserve">Sub-admin</w:t>
-      </w:r>
-      <w:r>
-        <w:t xml:space="preserve"> </w:t>
-      </w:r>
-      <w:r>
-        <w:t xml:space="preserve">— access limited to whichever permissions the super admin grants</w:t>
-      </w:r>
-      <w:r>
-        <w:t xml:space="preserve"> </w:t>
-      </w:r>
-      <w:r>
-        <w:t xml:space="preserve">(</w:t>
+        <w:t>Sub-admin</w:t>
+      </w:r>
+      <w:r>
+        <w:t xml:space="preserve"> — a</w:t>
+      </w:r>
+      <w:r>
+        <w:t>ccess limited to whichever permissions the super admin grants (</w:t>
       </w:r>
       <w:r>
         <w:rPr>
           <w:rStyle w:val="VerbatimChar"/>
         </w:rPr>
-        <w:t xml:space="preserve">Overview</w:t>
-      </w:r>
-      <w:r>
-        <w:t xml:space="preserve"> </w:t>
-      </w:r>
-      <w:r>
-        <w:t xml:space="preserve">is always visible to everyone).</w:t>
-      </w:r>
-    </w:p>
-    <w:bookmarkStart w:id="10" w:name="overview"/>
+        <w:t>Overview</w:t>
+      </w:r>
+      <w:r>
+        <w:t xml:space="preserve"> is always visible to everyone).</w:t>
+      </w:r>
+    </w:p>
     <w:p>
       <w:pPr>
         <w:pStyle w:val="Heading2"/>
       </w:pPr>
-      <w:r>
-        <w:t xml:space="preserve">Overview</w:t>
-      </w:r>
+      <w:bookmarkStart w:id="2" w:name="overview"/>
+      <w:bookmarkStart w:id="3" w:name="_Toc236212976"/>
+      <w:r>
+        <w:t>Overview</w:t>
+      </w:r>
+      <w:bookmarkEnd w:id="3"/>
     </w:p>
     <w:p>
       <w:pPr>
         <w:pStyle w:val="FirstParagraph"/>
       </w:pPr>
       <w:r>
-        <w:t xml:space="preserve">Landing tab. Stat tiles (total employers, active job seekers, pending moderation, total</w:t>
-      </w:r>
-      <w:r>
-        <w:t xml:space="preserve"> </w:t>
-      </w:r>
-      <w:r>
-        <w:t xml:space="preserve">job posts), a per-employer job-posting bar chart, and a recent-activity feed.</w:t>
-      </w:r>
-    </w:p>
-    <w:bookmarkEnd w:id="10"/>
-    <w:bookmarkStart w:id="11" w:name="employers--companies"/>
+        <w:t>Landing tab. Stat tiles (total employers, active job seekers, pending moderation, total job posts), a per-employer job-posting bar chart, and a</w:t>
+      </w:r>
+      <w:r>
+        <w:t xml:space="preserve"> recent-activity feed.</w:t>
+      </w:r>
+    </w:p>
     <w:p>
       <w:pPr>
         <w:pStyle w:val="Heading2"/>
       </w:pPr>
-      <w:r>
-        <w:t xml:space="preserve">Employers &amp; Companies</w:t>
-      </w:r>
+      <w:bookmarkStart w:id="4" w:name="employers--companies"/>
+      <w:bookmarkStart w:id="5" w:name="_Toc236212977"/>
+      <w:bookmarkEnd w:id="2"/>
+      <w:r>
+        <w:t>Employers &amp; Companies</w:t>
+      </w:r>
+      <w:bookmarkEnd w:id="5"/>
     </w:p>
     <w:p>
       <w:pPr>
@@ -271,14 +802,7 @@
           <w:i/>
           <w:iCs/>
         </w:rPr>
-        <w:t xml:space="preserve">Permission:</w:t>
-      </w:r>
-      <w:r>
-        <w:rPr>
-          <w:i/>
-          <w:iCs/>
-        </w:rPr>
-        <w:t xml:space="preserve"> </w:t>
+        <w:t xml:space="preserve">Permission: </w:t>
       </w:r>
       <w:r>
         <w:rPr>
@@ -286,7 +810,7 @@
           <w:i/>
           <w:iCs/>
         </w:rPr>
-        <w:t xml:space="preserve">manageEmployers</w:t>
+        <w:t>manageEmployers</w:t>
       </w:r>
     </w:p>
     <w:p>
@@ -294,11 +818,11 @@
         <w:pStyle w:val="Compact"/>
         <w:numPr>
           <w:ilvl w:val="0"/>
-          <w:numId w:val="1002"/>
+          <w:numId w:val="3"/>
         </w:numPr>
       </w:pPr>
       <w:r>
-        <w:t xml:space="preserve">Approve / reject employer registrations.</w:t>
+        <w:t>Approve / reject employer registrations.</w:t>
       </w:r>
     </w:p>
     <w:p>
@@ -306,17 +830,14 @@
         <w:pStyle w:val="Compact"/>
         <w:numPr>
           <w:ilvl w:val="0"/>
-          <w:numId w:val="1002"/>
+          <w:numId w:val="3"/>
         </w:numPr>
       </w:pPr>
       <w:r>
-        <w:t xml:space="preserve">Add an employer manually (generates a one-time authorization number to share with</w:t>
-      </w:r>
-      <w:r>
-        <w:t xml:space="preserve"> </w:t>
-      </w:r>
-      <w:r>
-        <w:t xml:space="preserve">them), optionally assigning a starting advertisement package.</w:t>
+        <w:t>Add an employer manually (generates a one-time authorization number to share with them), optionally assigning a starting advertisement package</w:t>
+      </w:r>
+      <w:r>
+        <w:t>.</w:t>
       </w:r>
     </w:p>
     <w:p>
@@ -324,17 +845,12 @@
         <w:pStyle w:val="Compact"/>
         <w:numPr>
           <w:ilvl w:val="0"/>
-          <w:numId w:val="1002"/>
+          <w:numId w:val="3"/>
         </w:numPr>
       </w:pPr>
       <w:r>
-        <w:t xml:space="preserve">Edit an employer: business name/type, daily post limit, assign/change/extend their</w:t>
-      </w:r>
-      <w:r>
-        <w:t xml:space="preserve"> </w:t>
-      </w:r>
-      <w:r>
-        <w:t xml:space="preserve">advertisement package, upload a logo.</w:t>
+        <w:lastRenderedPageBreak/>
+        <w:t>Edit an employer: business name/type, daily post limit, assign/change/extend their advertisement package, upload a logo.</w:t>
       </w:r>
     </w:p>
     <w:p>
@@ -342,22 +858,24 @@
         <w:pStyle w:val="Compact"/>
         <w:numPr>
           <w:ilvl w:val="0"/>
-          <w:numId w:val="1002"/>
+          <w:numId w:val="3"/>
         </w:numPr>
       </w:pPr>
       <w:r>
-        <w:t xml:space="preserve">Delete an employer (requires admin password confirmation) — cascades to their jobs.</w:t>
-      </w:r>
-    </w:p>
-    <w:bookmarkEnd w:id="11"/>
-    <w:bookmarkStart w:id="12" w:name="job-posting-moderation"/>
+        <w:t>Delete an employer (requires admin password confirmation) — cascades to their jobs.</w:t>
+      </w:r>
+    </w:p>
     <w:p>
       <w:pPr>
         <w:pStyle w:val="Heading2"/>
       </w:pPr>
-      <w:r>
-        <w:t xml:space="preserve">Job Posting Moderation</w:t>
-      </w:r>
+      <w:bookmarkStart w:id="6" w:name="job-posting-moderation"/>
+      <w:bookmarkStart w:id="7" w:name="_Toc236212978"/>
+      <w:bookmarkEnd w:id="4"/>
+      <w:r>
+        <w:t>Job Posting Moderation</w:t>
+      </w:r>
+      <w:bookmarkEnd w:id="7"/>
     </w:p>
     <w:p>
       <w:pPr>
@@ -368,14 +886,7 @@
           <w:i/>
           <w:iCs/>
         </w:rPr>
-        <w:t xml:space="preserve">Permission:</w:t>
-      </w:r>
-      <w:r>
-        <w:rPr>
-          <w:i/>
-          <w:iCs/>
-        </w:rPr>
-        <w:t xml:space="preserve"> </w:t>
+        <w:t xml:space="preserve">Permission: </w:t>
       </w:r>
       <w:r>
         <w:rPr>
@@ -383,7 +894,7 @@
           <w:i/>
           <w:iCs/>
         </w:rPr>
-        <w:t xml:space="preserve">manageJobs</w:t>
+        <w:t>manageJobs</w:t>
       </w:r>
     </w:p>
     <w:p>
@@ -391,11 +902,14 @@
         <w:pStyle w:val="Compact"/>
         <w:numPr>
           <w:ilvl w:val="0"/>
-          <w:numId w:val="1003"/>
+          <w:numId w:val="4"/>
         </w:numPr>
       </w:pPr>
       <w:r>
-        <w:t xml:space="preserve">Browse jobs grouped by employer.</w:t>
+        <w:t>Bro</w:t>
+      </w:r>
+      <w:r>
+        <w:t>wse jobs grouped by employer.</w:t>
       </w:r>
     </w:p>
     <w:p>
@@ -403,11 +917,11 @@
         <w:pStyle w:val="Compact"/>
         <w:numPr>
           <w:ilvl w:val="0"/>
-          <w:numId w:val="1003"/>
+          <w:numId w:val="4"/>
         </w:numPr>
       </w:pPr>
       <w:r>
-        <w:t xml:space="preserve">Approve (Set Active) / Pause / Close a job posting.</w:t>
+        <w:t>Approve (Set Active) / Pause / Close a job posting.</w:t>
       </w:r>
     </w:p>
     <w:p>
@@ -415,7 +929,7 @@
         <w:pStyle w:val="Compact"/>
         <w:numPr>
           <w:ilvl w:val="0"/>
-          <w:numId w:val="1003"/>
+          <w:numId w:val="4"/>
         </w:numPr>
       </w:pPr>
       <w:r>
@@ -423,55 +937,36 @@
           <w:b/>
           <w:bCs/>
         </w:rPr>
-        <w:t xml:space="preserve">Repost</w:t>
-      </w:r>
-      <w:r>
-        <w:t xml:space="preserve">: for a</w:t>
-      </w:r>
-      <w:r>
-        <w:t xml:space="preserve"> </w:t>
+        <w:t>Repost</w:t>
+      </w:r>
+      <w:r>
+        <w:t xml:space="preserve">: for a </w:t>
       </w:r>
       <w:r>
         <w:rPr>
           <w:b/>
           <w:bCs/>
         </w:rPr>
-        <w:t xml:space="preserve">closed or expired</w:t>
-      </w:r>
-      <w:r>
-        <w:t xml:space="preserve"> </w:t>
-      </w:r>
-      <w:r>
-        <w:t xml:space="preserve">job, opens a modal to pick a new deadline and</w:t>
-      </w:r>
-      <w:r>
-        <w:t xml:space="preserve"> </w:t>
-      </w:r>
-      <w:r>
-        <w:t xml:space="preserve">publishes it as a brand-new active listing (the original row is left as-is for</w:t>
-      </w:r>
-      <w:r>
-        <w:t xml:space="preserve"> </w:t>
-      </w:r>
-      <w:r>
-        <w:t xml:space="preserve">history — this is a clone, not a status flip, since the old deadline has already</w:t>
-      </w:r>
-      <w:r>
-        <w:t xml:space="preserve"> </w:t>
-      </w:r>
-      <w:r>
-        <w:t xml:space="preserve">passed).</w:t>
-      </w:r>
-    </w:p>
-    <w:bookmarkEnd w:id="12"/>
-    <w:bookmarkStart w:id="13" w:name="configuration"/>
+        <w:t>closed or expired</w:t>
+      </w:r>
+      <w:r>
+        <w:t xml:space="preserve"> job, opens a modal to pick a new deadline and publishes it as a brand-new active listing (the original row is left as-is for history — this is</w:t>
+      </w:r>
+      <w:r>
+        <w:t xml:space="preserve"> a clone, not a status flip, since the old deadline has already passed).</w:t>
+      </w:r>
+    </w:p>
     <w:p>
       <w:pPr>
         <w:pStyle w:val="Heading2"/>
       </w:pPr>
-      <w:r>
-        <w:t xml:space="preserve">Configuration</w:t>
-      </w:r>
+      <w:bookmarkStart w:id="8" w:name="configuration"/>
+      <w:bookmarkStart w:id="9" w:name="_Toc236212979"/>
+      <w:bookmarkEnd w:id="6"/>
+      <w:r>
+        <w:t>Configuration</w:t>
+      </w:r>
+      <w:bookmarkEnd w:id="9"/>
     </w:p>
     <w:p>
       <w:pPr>
@@ -482,14 +977,7 @@
           <w:i/>
           <w:iCs/>
         </w:rPr>
-        <w:t xml:space="preserve">Permission:</w:t>
-      </w:r>
-      <w:r>
-        <w:rPr>
-          <w:i/>
-          <w:iCs/>
-        </w:rPr>
-        <w:t xml:space="preserve"> </w:t>
+        <w:t xml:space="preserve">Permission: </w:t>
       </w:r>
       <w:r>
         <w:rPr>
@@ -497,13 +985,10 @@
           <w:i/>
           <w:iCs/>
         </w:rPr>
-        <w:t xml:space="preserve">manageConfiguration</w:t>
-      </w:r>
-      <w:r>
-        <w:t xml:space="preserve"> </w:t>
-      </w:r>
-      <w:r>
-        <w:t xml:space="preserve">— four sub-tabs:</w:t>
+        <w:t>manageConfiguration</w:t>
+      </w:r>
+      <w:r>
+        <w:t xml:space="preserve"> — four sub-tabs:</w:t>
       </w:r>
     </w:p>
     <w:p>
@@ -511,7 +996,7 @@
         <w:pStyle w:val="Compact"/>
         <w:numPr>
           <w:ilvl w:val="0"/>
-          <w:numId w:val="1004"/>
+          <w:numId w:val="5"/>
         </w:numPr>
       </w:pPr>
       <w:r>
@@ -519,13 +1004,10 @@
           <w:b/>
           <w:bCs/>
         </w:rPr>
-        <w:t xml:space="preserve">Job Seeker Profiles</w:t>
-      </w:r>
-      <w:r>
-        <w:t xml:space="preserve"> </w:t>
-      </w:r>
-      <w:r>
-        <w:t xml:space="preserve">— search/view/ban/delete job seeker accounts.</w:t>
+        <w:t>Job Seeker Profiles</w:t>
+      </w:r>
+      <w:r>
+        <w:t xml:space="preserve"> — search/view/ban/delete job seeker accounts.</w:t>
       </w:r>
     </w:p>
     <w:p>
@@ -533,7 +1015,7 @@
         <w:pStyle w:val="Compact"/>
         <w:numPr>
           <w:ilvl w:val="0"/>
-          <w:numId w:val="1004"/>
+          <w:numId w:val="5"/>
         </w:numPr>
       </w:pPr>
       <w:r>
@@ -541,25 +1023,13 @@
           <w:b/>
           <w:bCs/>
         </w:rPr>
-        <w:t xml:space="preserve">Content Management</w:t>
+        <w:t>Content Management</w:t>
       </w:r>
       <w:r>
         <w:t xml:space="preserve"> </w:t>
       </w:r>
       <w:r>
-        <w:t xml:space="preserve">— manage FAQs (shown in the seeker app's Help &amp; FAQ screen),</w:t>
-      </w:r>
-      <w:r>
-        <w:t xml:space="preserve"> </w:t>
-      </w:r>
-      <w:r>
-        <w:t xml:space="preserve">vacancy templates (used to quickly post a pre-filled job), and onboarding welcome</w:t>
-      </w:r>
-      <w:r>
-        <w:t xml:space="preserve"> </w:t>
-      </w:r>
-      <w:r>
-        <w:t xml:space="preserve">text.</w:t>
+        <w:t>— manage FAQs (shown in the seeker app's Help &amp; FAQ screen), vacancy templates (used to quickly post a pre-filled job), and onboarding welcome text.</w:t>
       </w:r>
     </w:p>
     <w:p>
@@ -567,7 +1037,7 @@
         <w:pStyle w:val="Compact"/>
         <w:numPr>
           <w:ilvl w:val="0"/>
-          <w:numId w:val="1004"/>
+          <w:numId w:val="5"/>
         </w:numPr>
       </w:pPr>
       <w:r>
@@ -575,58 +1045,43 @@
           <w:b/>
           <w:bCs/>
         </w:rPr>
-        <w:t xml:space="preserve">Broadcast</w:t>
-      </w:r>
-      <w:r>
-        <w:t xml:space="preserve"> </w:t>
-      </w:r>
-      <w:r>
-        <w:t xml:space="preserve">— send an announcement to</w:t>
-      </w:r>
-      <w:r>
-        <w:t xml:space="preserve"> </w:t>
+        <w:t>Broadcast</w:t>
+      </w:r>
+      <w:r>
+        <w:t xml:space="preserve"> — send an announcement to </w:t>
       </w:r>
       <w:r>
         <w:rPr>
           <w:b/>
           <w:bCs/>
         </w:rPr>
-        <w:t xml:space="preserve">Everyone</w:t>
-      </w:r>
-      <w:r>
-        <w:t xml:space="preserve">,</w:t>
-      </w:r>
-      <w:r>
-        <w:t xml:space="preserve"> </w:t>
+        <w:t>Everyone</w:t>
+      </w:r>
+      <w:r>
+        <w:t xml:space="preserve">, </w:t>
       </w:r>
       <w:r>
         <w:rPr>
           <w:b/>
           <w:bCs/>
         </w:rPr>
-        <w:t xml:space="preserve">Job Seekers only</w:t>
-      </w:r>
-      <w:r>
-        <w:t xml:space="preserve">, or</w:t>
-      </w:r>
-      <w:r>
-        <w:t xml:space="preserve"> </w:t>
+        <w:t>Job Seekers only</w:t>
+      </w:r>
+      <w:r>
+        <w:t xml:space="preserve">, or </w:t>
       </w:r>
       <w:r>
         <w:rPr>
           <w:b/>
           <w:bCs/>
         </w:rPr>
-        <w:t xml:space="preserve">Employers only</w:t>
-      </w:r>
-      <w:r>
-        <w:t xml:space="preserve">. Delivered as an in-app notification (bell icon) to each matching</w:t>
-      </w:r>
-      <w:r>
-        <w:t xml:space="preserve"> </w:t>
-      </w:r>
-      <w:r>
-        <w:t xml:space="preserve">user — not a Telegram push message. Shows the 20 most recent broadcasts sent.</w:t>
+        <w:t>Employers only</w:t>
+      </w:r>
+      <w:r>
+        <w:t>. Delivered as an in-app n</w:t>
+      </w:r>
+      <w:r>
+        <w:t>otification (bell icon) to each matching user — not a Telegram push message. Shows the 20 most recent broadcasts sent.</w:t>
       </w:r>
     </w:p>
     <w:p>
@@ -634,7 +1089,7 @@
         <w:pStyle w:val="Compact"/>
         <w:numPr>
           <w:ilvl w:val="0"/>
-          <w:numId w:val="1004"/>
+          <w:numId w:val="5"/>
         </w:numPr>
       </w:pPr>
       <w:r>
@@ -642,75 +1097,53 @@
           <w:b/>
           <w:bCs/>
         </w:rPr>
-        <w:t xml:space="preserve">Activity Log</w:t>
-      </w:r>
-      <w:r>
-        <w:t xml:space="preserve"> </w:t>
-      </w:r>
-      <w:r>
-        <w:t xml:space="preserve">— read-only, paginated audit trail of privileged admin actions:</w:t>
-      </w:r>
-      <w:r>
-        <w:t xml:space="preserve"> </w:t>
-      </w:r>
-      <w:r>
-        <w:t xml:space="preserve">employer approve/reject/delete, user ban/unban/delete, job status changes and</w:t>
-      </w:r>
-      <w:r>
-        <w:t xml:space="preserve"> </w:t>
-      </w:r>
-      <w:r>
-        <w:t xml:space="preserve">reposts, package assignments, sub-admin creation/permission changes, and broadcasts</w:t>
-      </w:r>
-      <w:r>
-        <w:t xml:space="preserve"> </w:t>
-      </w:r>
-      <w:r>
-        <w:t xml:space="preserve">sent. Each entry records who did it (</w:t>
+        <w:t>Activity Log</w:t>
+      </w:r>
+      <w:r>
+        <w:t xml:space="preserve"> — read-only, paginated audit trail of privileged admin actions: employer approve/reject/delete, user ban/unban/delete, job s</w:t>
+      </w:r>
+      <w:r>
+        <w:t>tatus changes and reposts, package assignments, sub-admin creation/permission changes, and broadcasts sent. Each entry records who did it (</w:t>
       </w:r>
       <w:r>
         <w:rPr>
           <w:rStyle w:val="VerbatimChar"/>
         </w:rPr>
-        <w:t xml:space="preserve">actor</w:t>
-      </w:r>
-      <w:r>
-        <w:t xml:space="preserve">), what (</w:t>
+        <w:t>actor</w:t>
+      </w:r>
+      <w:r>
+        <w:t>), what (</w:t>
       </w:r>
       <w:r>
         <w:rPr>
           <w:rStyle w:val="VerbatimChar"/>
         </w:rPr>
-        <w:t xml:space="preserve">action</w:t>
-      </w:r>
-      <w:r>
-        <w:t xml:space="preserve">), on what (</w:t>
+        <w:t>action</w:t>
+      </w:r>
+      <w:r>
+        <w:t>), on what (</w:t>
       </w:r>
       <w:r>
         <w:rPr>
           <w:rStyle w:val="VerbatimChar"/>
         </w:rPr>
-        <w:t xml:space="preserve">target</w:t>
-      </w:r>
-      <w:r>
-        <w:t xml:space="preserve">),</w:t>
-      </w:r>
-      <w:r>
-        <w:t xml:space="preserve"> </w:t>
-      </w:r>
-      <w:r>
-        <w:t xml:space="preserve">and when.</w:t>
-      </w:r>
-    </w:p>
-    <w:bookmarkEnd w:id="13"/>
-    <w:bookmarkStart w:id="14" w:name="monetization--pricing"/>
+        <w:t>target</w:t>
+      </w:r>
+      <w:r>
+        <w:t>), and when.</w:t>
+      </w:r>
+    </w:p>
     <w:p>
       <w:pPr>
         <w:pStyle w:val="Heading2"/>
       </w:pPr>
-      <w:r>
-        <w:t xml:space="preserve">Monetization &amp; Pricing</w:t>
-      </w:r>
+      <w:bookmarkStart w:id="10" w:name="monetization--pricing"/>
+      <w:bookmarkStart w:id="11" w:name="_Toc236212980"/>
+      <w:bookmarkEnd w:id="8"/>
+      <w:r>
+        <w:t>Monetization &amp; Pricing</w:t>
+      </w:r>
+      <w:bookmarkEnd w:id="11"/>
     </w:p>
     <w:p>
       <w:pPr>
@@ -721,14 +1154,7 @@
           <w:i/>
           <w:iCs/>
         </w:rPr>
-        <w:t xml:space="preserve">Permission:</w:t>
-      </w:r>
-      <w:r>
-        <w:rPr>
-          <w:i/>
-          <w:iCs/>
-        </w:rPr>
-        <w:t xml:space="preserve"> </w:t>
+        <w:t xml:space="preserve">Permission: </w:t>
       </w:r>
       <w:r>
         <w:rPr>
@@ -736,7 +1162,7 @@
           <w:i/>
           <w:iCs/>
         </w:rPr>
-        <w:t xml:space="preserve">manageConfiguration</w:t>
+        <w:t>manageConfiguration</w:t>
       </w:r>
     </w:p>
     <w:p>
@@ -744,32 +1170,23 @@
         <w:pStyle w:val="Compact"/>
         <w:numPr>
           <w:ilvl w:val="0"/>
-          <w:numId w:val="1005"/>
+          <w:numId w:val="6"/>
         </w:numPr>
       </w:pPr>
       <w:r>
-        <w:t xml:space="preserve">Edit the advertisement package catalog shown on the public</w:t>
-      </w:r>
-      <w:r>
-        <w:t xml:space="preserve"> </w:t>
+        <w:t>Edit the ad</w:t>
+      </w:r>
+      <w:r>
+        <w:t xml:space="preserve">vertisement package catalog shown on the public </w:t>
       </w:r>
       <w:r>
         <w:rPr>
           <w:rStyle w:val="VerbatimChar"/>
         </w:rPr>
-        <w:t xml:space="preserve">/pricing</w:t>
-      </w:r>
-      <w:r>
-        <w:t xml:space="preserve"> </w:t>
-      </w:r>
-      <w:r>
-        <w:t xml:space="preserve">page and used</w:t>
-      </w:r>
-      <w:r>
-        <w:t xml:space="preserve"> </w:t>
-      </w:r>
-      <w:r>
-        <w:t xml:space="preserve">when assigning packages to employers (name, duration, price, posts/day).</w:t>
+        <w:t>/pricing</w:t>
+      </w:r>
+      <w:r>
+        <w:t xml:space="preserve"> page and used when assigning packages to employers (name, duration, price, posts/day).</w:t>
       </w:r>
     </w:p>
     <w:p>
@@ -777,43 +1194,36 @@
         <w:pStyle w:val="Compact"/>
         <w:numPr>
           <w:ilvl w:val="0"/>
-          <w:numId w:val="1005"/>
+          <w:numId w:val="6"/>
         </w:numPr>
       </w:pPr>
       <w:r>
-        <w:t xml:space="preserve">Edit payment details shown on</w:t>
-      </w:r>
-      <w:r>
-        <w:t xml:space="preserve"> </w:t>
+        <w:t xml:space="preserve">Edit payment details shown on </w:t>
       </w:r>
       <w:r>
         <w:rPr>
           <w:rStyle w:val="VerbatimChar"/>
         </w:rPr>
-        <w:t xml:space="preserve">/pricing</w:t>
-      </w:r>
-      <w:r>
-        <w:t xml:space="preserve"> </w:t>
-      </w:r>
-      <w:r>
-        <w:t xml:space="preserve">(bank name/account — packages are paid via</w:t>
-      </w:r>
-      <w:r>
-        <w:t xml:space="preserve"> </w:t>
-      </w:r>
-      <w:r>
-        <w:t xml:space="preserve">manual bank transfer today; employers do not self-checkout, see note below).</w:t>
-      </w:r>
-    </w:p>
-    <w:bookmarkEnd w:id="14"/>
-    <w:bookmarkStart w:id="15" w:name="reporting--analytics"/>
+        <w:t>/pricing</w:t>
+      </w:r>
+      <w:r>
+        <w:t xml:space="preserve"> (bank name/account — packages are paid via manual bank transfer today; em</w:t>
+      </w:r>
+      <w:r>
+        <w:t>ployers do not self-checkout, see note below).</w:t>
+      </w:r>
+    </w:p>
     <w:p>
       <w:pPr>
         <w:pStyle w:val="Heading2"/>
       </w:pPr>
-      <w:r>
-        <w:t xml:space="preserve">Reporting &amp; Analytics</w:t>
-      </w:r>
+      <w:bookmarkStart w:id="12" w:name="reporting--analytics"/>
+      <w:bookmarkStart w:id="13" w:name="_Toc236212981"/>
+      <w:bookmarkEnd w:id="10"/>
+      <w:r>
+        <w:t>Reporting &amp; Analytics</w:t>
+      </w:r>
+      <w:bookmarkEnd w:id="13"/>
     </w:p>
     <w:p>
       <w:pPr>
@@ -824,14 +1234,7 @@
           <w:i/>
           <w:iCs/>
         </w:rPr>
-        <w:t xml:space="preserve">Permission:</w:t>
-      </w:r>
-      <w:r>
-        <w:rPr>
-          <w:i/>
-          <w:iCs/>
-        </w:rPr>
-        <w:t xml:space="preserve"> </w:t>
+        <w:t xml:space="preserve">Permission: </w:t>
       </w:r>
       <w:r>
         <w:rPr>
@@ -839,19 +1242,10 @@
           <w:i/>
           <w:iCs/>
         </w:rPr>
-        <w:t xml:space="preserve">manageReports</w:t>
-      </w:r>
-      <w:r>
-        <w:t xml:space="preserve"> </w:t>
-      </w:r>
-      <w:r>
-        <w:t xml:space="preserve">(new sub-admin permission — grant it explicitly to any</w:t>
-      </w:r>
-      <w:r>
-        <w:t xml:space="preserve"> </w:t>
-      </w:r>
-      <w:r>
-        <w:t xml:space="preserve">sub-admin who needs report access; the super admin always has it)</w:t>
+        <w:t>manageReports</w:t>
+      </w:r>
+      <w:r>
+        <w:t xml:space="preserve"> (new sub-admin permission — grant it explicitly to any sub-admin who needs report access; the super admin always has it)</w:t>
       </w:r>
     </w:p>
     <w:p>
@@ -859,7 +1253,8 @@
         <w:pStyle w:val="BodyText"/>
       </w:pPr>
       <w:r>
-        <w:t xml:space="preserve">Pick a window (7/30/90 days). Shows:</w:t>
+        <w:lastRenderedPageBreak/>
+        <w:t>Pick a window (7/30/90 days). Shows:</w:t>
       </w:r>
     </w:p>
     <w:p>
@@ -867,17 +1262,14 @@
         <w:pStyle w:val="Compact"/>
         <w:numPr>
           <w:ilvl w:val="0"/>
-          <w:numId w:val="1006"/>
+          <w:numId w:val="7"/>
         </w:numPr>
       </w:pPr>
       <w:r>
-        <w:t xml:space="preserve">New job posts, total applications, average applications per job, and new signups in</w:t>
-      </w:r>
-      <w:r>
-        <w:t xml:space="preserve"> </w:t>
-      </w:r>
-      <w:r>
-        <w:t xml:space="preserve">the window.</w:t>
+        <w:t>New</w:t>
+      </w:r>
+      <w:r>
+        <w:t xml:space="preserve"> job posts, total applications, average applications per job, and new signups in the window.</w:t>
       </w:r>
     </w:p>
     <w:p>
@@ -885,11 +1277,11 @@
         <w:pStyle w:val="Compact"/>
         <w:numPr>
           <w:ilvl w:val="0"/>
-          <w:numId w:val="1006"/>
+          <w:numId w:val="7"/>
         </w:numPr>
       </w:pPr>
       <w:r>
-        <w:t xml:space="preserve">Daily bar charts for signups and applications.</w:t>
+        <w:t>Daily bar charts for signups and applications.</w:t>
       </w:r>
     </w:p>
     <w:p>
@@ -897,11 +1289,11 @@
         <w:pStyle w:val="Compact"/>
         <w:numPr>
           <w:ilvl w:val="0"/>
-          <w:numId w:val="1006"/>
+          <w:numId w:val="7"/>
         </w:numPr>
       </w:pPr>
       <w:r>
-        <w:t xml:space="preserve">Job posts broken down by category.</w:t>
+        <w:t>Job posts broken down by category.</w:t>
       </w:r>
     </w:p>
     <w:p>
@@ -909,7 +1301,7 @@
         <w:pStyle w:val="Compact"/>
         <w:numPr>
           <w:ilvl w:val="0"/>
-          <w:numId w:val="1006"/>
+          <w:numId w:val="7"/>
         </w:numPr>
       </w:pPr>
       <w:r>
@@ -917,143 +1309,124 @@
           <w:b/>
           <w:bCs/>
         </w:rPr>
-        <w:t xml:space="preserve">Package Performance</w:t>
-      </w:r>
-      <w:r>
-        <w:t xml:space="preserve">: currently-active subscriptions per package. This is a</w:t>
-      </w:r>
-      <w:r>
-        <w:t xml:space="preserve"> </w:t>
+        <w:t>Package Performance</w:t>
+      </w:r>
+      <w:r>
+        <w:t xml:space="preserve">: currently-active subscriptions per package. This is a </w:t>
       </w:r>
       <w:r>
         <w:rPr>
           <w:b/>
           <w:bCs/>
         </w:rPr>
-        <w:t xml:space="preserve">snapshot of right-now</w:t>
-      </w:r>
-      <w:r>
-        <w:t xml:space="preserve">, not lifetime revenue — there's no historical purchase</w:t>
-      </w:r>
-      <w:r>
-        <w:t xml:space="preserve"> </w:t>
-      </w:r>
-      <w:r>
-        <w:t xml:space="preserve">ledger, so a package's "value" here is</w:t>
-      </w:r>
-      <w:r>
-        <w:t xml:space="preserve"> </w:t>
+        <w:t>snapsh</w:t>
+      </w:r>
+      <w:r>
+        <w:rPr>
+          <w:b/>
+          <w:bCs/>
+        </w:rPr>
+        <w:t>ot of right-now</w:t>
+      </w:r>
+      <w:r>
+        <w:t xml:space="preserve">, not lifetime revenue — there's no historical purchase ledger, so a package's "value" here is </w:t>
       </w:r>
       <w:r>
         <w:rPr>
           <w:rStyle w:val="VerbatimChar"/>
         </w:rPr>
-        <w:t xml:space="preserve">active subscriptions × price</w:t>
-      </w:r>
-      <w:r>
-        <w:t xml:space="preserve"> </w:t>
-      </w:r>
-      <w:r>
-        <w:t xml:space="preserve">at this moment.</w:t>
-      </w:r>
-    </w:p>
-    <w:bookmarkEnd w:id="15"/>
-    <w:bookmarkStart w:id="16" w:name="settings-gear-icon"/>
+        <w:t>active subscriptions × price</w:t>
+      </w:r>
+      <w:r>
+        <w:t xml:space="preserve"> at this moment.</w:t>
+      </w:r>
+    </w:p>
     <w:p>
       <w:pPr>
         <w:pStyle w:val="Heading2"/>
       </w:pPr>
-      <w:r>
-        <w:t xml:space="preserve">Settings (gear icon)</w:t>
-      </w:r>
+      <w:bookmarkStart w:id="14" w:name="settings-gear-icon"/>
+      <w:bookmarkStart w:id="15" w:name="_Toc236212982"/>
+      <w:bookmarkEnd w:id="12"/>
+      <w:r>
+        <w:t>Settings (gear icon)</w:t>
+      </w:r>
+      <w:bookmarkEnd w:id="15"/>
     </w:p>
     <w:p>
       <w:pPr>
         <w:pStyle w:val="FirstParagraph"/>
       </w:pPr>
       <w:r>
-        <w:t xml:space="preserve">Super-admin only. Create/delete sub-admins and toggle which permissions each one has</w:t>
-      </w:r>
-      <w:r>
-        <w:t xml:space="preserve"> </w:t>
-      </w:r>
-      <w:r>
-        <w:t xml:space="preserve">(</w:t>
+        <w:t>Super-admin only. Create/delete sub-admins and toggle which permissions each one</w:t>
+      </w:r>
+      <w:r>
+        <w:t xml:space="preserve"> has (</w:t>
       </w:r>
       <w:r>
         <w:rPr>
           <w:rStyle w:val="VerbatimChar"/>
         </w:rPr>
-        <w:t xml:space="preserve">manageEmployers</w:t>
-      </w:r>
-      <w:r>
-        <w:t xml:space="preserve">,</w:t>
-      </w:r>
-      <w:r>
-        <w:t xml:space="preserve"> </w:t>
+        <w:t>manageEmployers</w:t>
+      </w:r>
+      <w:r>
+        <w:t xml:space="preserve">, </w:t>
       </w:r>
       <w:r>
         <w:rPr>
           <w:rStyle w:val="VerbatimChar"/>
         </w:rPr>
-        <w:t xml:space="preserve">manageJobs</w:t>
-      </w:r>
-      <w:r>
-        <w:t xml:space="preserve">,</w:t>
-      </w:r>
-      <w:r>
-        <w:t xml:space="preserve"> </w:t>
+        <w:t>manageJobs</w:t>
+      </w:r>
+      <w:r>
+        <w:t xml:space="preserve">, </w:t>
       </w:r>
       <w:r>
         <w:rPr>
           <w:rStyle w:val="VerbatimChar"/>
         </w:rPr>
-        <w:t xml:space="preserve">manageUsers</w:t>
-      </w:r>
-      <w:r>
-        <w:t xml:space="preserve">,</w:t>
-      </w:r>
-      <w:r>
-        <w:t xml:space="preserve"> </w:t>
+        <w:t>manageUsers</w:t>
+      </w:r>
+      <w:r>
+        <w:t xml:space="preserve">, </w:t>
       </w:r>
       <w:r>
         <w:rPr>
           <w:rStyle w:val="VerbatimChar"/>
         </w:rPr>
-        <w:t xml:space="preserve">manageConfiguration</w:t>
-      </w:r>
-      <w:r>
-        <w:t xml:space="preserve">,</w:t>
-      </w:r>
-      <w:r>
-        <w:t xml:space="preserve"> </w:t>
+        <w:t>manageConfiguration</w:t>
+      </w:r>
+      <w:r>
+        <w:t xml:space="preserve">, </w:t>
       </w:r>
       <w:r>
         <w:rPr>
           <w:rStyle w:val="VerbatimChar"/>
         </w:rPr>
-        <w:t xml:space="preserve">manageReports</w:t>
-      </w:r>
-      <w:r>
-        <w:t xml:space="preserve">).</w:t>
-      </w:r>
-    </w:p>
-    <w:bookmarkEnd w:id="16"/>
-    <w:bookmarkStart w:id="17" w:name="known-gaps-to-flag-to-the-client"/>
+        <w:t>manageReports</w:t>
+      </w:r>
+      <w:r>
+        <w:t>).</w:t>
+      </w:r>
+    </w:p>
     <w:p>
       <w:pPr>
         <w:pStyle w:val="Heading2"/>
       </w:pPr>
-      <w:r>
-        <w:t xml:space="preserve">Known gaps to flag to the client</w:t>
-      </w:r>
+      <w:bookmarkStart w:id="16" w:name="known-gaps-to-flag-to-the-client"/>
+      <w:bookmarkStart w:id="17" w:name="_Toc236212983"/>
+      <w:bookmarkEnd w:id="14"/>
+      <w:r>
+        <w:t xml:space="preserve">Known gaps to flag </w:t>
+      </w:r>
+      <w:bookmarkEnd w:id="17"/>
     </w:p>
     <w:p>
       <w:pPr>
         <w:pStyle w:val="Compact"/>
         <w:numPr>
           <w:ilvl w:val="0"/>
-          <w:numId w:val="1007"/>
+          <w:numId w:val="8"/>
         </w:numPr>
       </w:pPr>
       <w:r>
@@ -1061,99 +1434,54 @@
           <w:b/>
           <w:bCs/>
         </w:rPr>
-        <w:t xml:space="preserve">Employer package selection is admin-driven, not self-service.</w:t>
+        <w:t>Employer package selection is admin-driven, not self-service.</w:t>
+      </w:r>
+      <w:r>
+        <w:t xml:space="preserve"> Employers see pricing and bank transfer details on </w:t>
+      </w:r>
+      <w:r>
+        <w:rPr>
+          <w:rStyle w:val="VerbatimChar"/>
+        </w:rPr>
+        <w:t>/pricing</w:t>
+      </w:r>
+      <w:r>
+        <w:t xml:space="preserve"> and their own cu</w:t>
+      </w:r>
+      <w:r>
+        <w:t>rrent plan on their billing page, but only an admin can actually assign/change their active package today. This was a deliberate scope decision for the 5-day sprint (employer registration is already handled manually) — building true self-checkout is future</w:t>
       </w:r>
       <w:r>
         <w:t xml:space="preserve"> </w:t>
       </w:r>
-      <w:r>
-        <w:t xml:space="preserve">Employers see</w:t>
-      </w:r>
-      <w:r>
-        <w:t xml:space="preserve"> </w:t>
-      </w:r>
-      <w:r>
-        <w:t xml:space="preserve">pricing and bank transfer details on</w:t>
-      </w:r>
-      <w:r>
-        <w:t xml:space="preserve"> </w:t>
-      </w:r>
-      <w:r>
-        <w:rPr>
-          <w:rStyle w:val="VerbatimChar"/>
-        </w:rPr>
-        <w:t xml:space="preserve">/pricing</w:t>
-      </w:r>
-      <w:r>
-        <w:t xml:space="preserve"> </w:t>
-      </w:r>
-      <w:r>
-        <w:t xml:space="preserve">and their own current plan on their</w:t>
-      </w:r>
-      <w:r>
-        <w:t xml:space="preserve"> </w:t>
-      </w:r>
-      <w:r>
-        <w:t xml:space="preserve">billing page, but only an admin can actually assign/change their active package</w:t>
-      </w:r>
-      <w:r>
-        <w:t xml:space="preserve"> </w:t>
-      </w:r>
-      <w:r>
-        <w:t xml:space="preserve">today. This was a deliberate scope decision for the 5-day sprint (employer</w:t>
-      </w:r>
-      <w:r>
-        <w:t xml:space="preserve"> </w:t>
-      </w:r>
-      <w:r>
-        <w:t xml:space="preserve">registration is already handled manually) — building true self-checkout is future</w:t>
-      </w:r>
-      <w:r>
-        <w:t xml:space="preserve"> </w:t>
-      </w:r>
-      <w:r>
-        <w:t xml:space="preserve">work if the client wants it.</w:t>
-      </w:r>
-    </w:p>
-    <w:bookmarkEnd w:id="17"/>
-    <w:bookmarkEnd w:id="18"/>
+      <w:proofErr w:type="gramStart"/>
+      <w:r>
+        <w:t>work .</w:t>
+      </w:r>
+      <w:bookmarkStart w:id="18" w:name="_GoBack"/>
+      <w:bookmarkEnd w:id="0"/>
+      <w:bookmarkEnd w:id="16"/>
+      <w:bookmarkEnd w:id="18"/>
+      <w:proofErr w:type="gramEnd"/>
+    </w:p>
     <w:sectPr>
       <w:footnotePr>
         <w:numRestart w:val="eachSect"/>
       </w:footnotePr>
+      <w:pgSz w:w="12240" w:h="15840"/>
+      <w:pgMar w:top="1440" w:right="1440" w:bottom="1440" w:left="1440" w:header="720" w:footer="720" w:gutter="0"/>
+      <w:cols w:space="720"/>
     </w:sectPr>
   </w:body>
 </w:document>
 </file>
 
-<file path=word/comments.xml><?xml version="1.0" encoding="utf-8"?>
-<w:comments xmlns:w="http://schemas.openxmlformats.org/wordprocessingml/2006/main" xmlns:m="http://schemas.openxmlformats.org/officeDocument/2006/math" xmlns:r="http://schemas.openxmlformats.org/officeDocument/2006/relationships" xmlns:o="urn:schemas-microsoft-com:office:office" xmlns:v="urn:schemas-microsoft-com:vml" xmlns:w10="urn:schemas-microsoft-com:office:word" xmlns:a="http://schemas.openxmlformats.org/drawingml/2006/main" xmlns:pic="http://schemas.openxmlformats.org/drawingml/2006/picture" xmlns:wp="http://schemas.openxmlformats.org/drawingml/2006/wordprocessingDrawing"/>
-</file>
-
-<file path=word/footnotes.xml><?xml version="1.0" encoding="utf-8"?>
-<w:footnotes xmlns:w="http://schemas.openxmlformats.org/wordprocessingml/2006/main" xmlns:m="http://schemas.openxmlformats.org/officeDocument/2006/math" xmlns:r="http://schemas.openxmlformats.org/officeDocument/2006/relationships" xmlns:o="urn:schemas-microsoft-com:office:office" xmlns:v="urn:schemas-microsoft-com:vml" xmlns:w10="urn:schemas-microsoft-com:office:word" xmlns:a="http://schemas.openxmlformats.org/drawingml/2006/main" xmlns:pic="http://schemas.openxmlformats.org/drawingml/2006/picture" xmlns:wp="http://schemas.openxmlformats.org/drawingml/2006/wordprocessingDrawing">
-  <w:footnote w:type="continuationSeparator" w:id="0">
-    <w:p>
-      <w:r>
-        <w:continuationSeparator/>
-      </w:r>
-    </w:p>
-  </w:footnote>
-  <w:footnote w:type="separator" w:id="-1">
-    <w:p>
-      <w:r>
-        <w:separator/>
-      </w:r>
-    </w:p>
-  </w:footnote>
-</w:footnotes>
-</file>
-
 <file path=word/numbering.xml><?xml version="1.0" encoding="utf-8"?>
-<w:numbering xmlns:w="http://schemas.openxmlformats.org/wordprocessingml/2006/main">
-  <w:abstractNum w:abstractNumId="990">
+<w:numbering xmlns:wpc="http://schemas.microsoft.com/office/word/2010/wordprocessingCanvas" xmlns:mc="http://schemas.openxmlformats.org/markup-compatibility/2006" xmlns:o="urn:schemas-microsoft-com:office:office" xmlns:r="http://schemas.openxmlformats.org/officeDocument/2006/relationships" xmlns:m="http://schemas.openxmlformats.org/officeDocument/2006/math" xmlns:v="urn:schemas-microsoft-com:vml" xmlns:wp14="http://schemas.microsoft.com/office/word/2010/wordprocessingDrawing" xmlns:wp="http://schemas.openxmlformats.org/drawingml/2006/wordprocessingDrawing" xmlns:w10="urn:schemas-microsoft-com:office:word" xmlns:w="http://schemas.openxmlformats.org/wordprocessingml/2006/main" xmlns:w14="http://schemas.microsoft.com/office/word/2010/wordml" xmlns:w15="http://schemas.microsoft.com/office/word/2012/wordml" xmlns:wpg="http://schemas.microsoft.com/office/word/2010/wordprocessingGroup" xmlns:wpi="http://schemas.microsoft.com/office/word/2010/wordprocessingInk" xmlns:wne="http://schemas.microsoft.com/office/word/2006/wordml" xmlns:wps="http://schemas.microsoft.com/office/word/2010/wordprocessingShape" mc:Ignorable="w14 w15 wp14">
+  <w:abstractNum w:abstractNumId="0">
     <w:nsid w:val="0000A990"/>
     <w:multiLevelType w:val="multilevel"/>
+    <w:tmpl w:val="00E0EBFA"/>
     <w:lvl w:ilvl="0">
       <w:numFmt w:val="bullet"/>
       <w:lvlText w:val=" "/>
@@ -1227,9 +1555,10 @@
       </w:pPr>
     </w:lvl>
   </w:abstractNum>
-  <w:abstractNum w:abstractNumId="991">
+  <w:abstractNum w:abstractNumId="1">
     <w:nsid w:val="0000A991"/>
     <w:multiLevelType w:val="multilevel"/>
+    <w:tmpl w:val="96722B10"/>
     <w:lvl w:ilvl="0">
       <w:numFmt w:val="bullet"/>
       <w:lvlText w:val=""/>
@@ -1330,42 +1659,42 @@
       </w:rPr>
     </w:lvl>
   </w:abstractNum>
-  <w:num w:numId="1000">
-    <w:abstractNumId w:val="990"/>
+  <w:num w:numId="1">
+    <w:abstractNumId w:val="0"/>
   </w:num>
-  <w:num w:numId="1001">
-    <w:abstractNumId w:val="991"/>
+  <w:num w:numId="2">
+    <w:abstractNumId w:val="1"/>
   </w:num>
-  <w:num w:numId="1002">
-    <w:abstractNumId w:val="991"/>
+  <w:num w:numId="3">
+    <w:abstractNumId w:val="1"/>
   </w:num>
-  <w:num w:numId="1003">
-    <w:abstractNumId w:val="991"/>
+  <w:num w:numId="4">
+    <w:abstractNumId w:val="1"/>
   </w:num>
-  <w:num w:numId="1004">
-    <w:abstractNumId w:val="991"/>
+  <w:num w:numId="5">
+    <w:abstractNumId w:val="1"/>
   </w:num>
-  <w:num w:numId="1005">
-    <w:abstractNumId w:val="991"/>
+  <w:num w:numId="6">
+    <w:abstractNumId w:val="1"/>
   </w:num>
-  <w:num w:numId="1006">
-    <w:abstractNumId w:val="991"/>
+  <w:num w:numId="7">
+    <w:abstractNumId w:val="1"/>
   </w:num>
-  <w:num w:numId="1007">
-    <w:abstractNumId w:val="991"/>
+  <w:num w:numId="8">
+    <w:abstractNumId w:val="1"/>
   </w:num>
 </w:numbering>
 </file>
 
 <file path=word/styles.xml><?xml version="1.0" encoding="utf-8"?>
-<w:styles xmlns:r="http://schemas.openxmlformats.org/officeDocument/2006/relationships" xmlns:w="http://schemas.openxmlformats.org/wordprocessingml/2006/main">
+<w:styles xmlns:mc="http://schemas.openxmlformats.org/markup-compatibility/2006" xmlns:r="http://schemas.openxmlformats.org/officeDocument/2006/relationships" xmlns:w="http://schemas.openxmlformats.org/wordprocessingml/2006/main" xmlns:w14="http://schemas.microsoft.com/office/word/2010/wordml" xmlns:w15="http://schemas.microsoft.com/office/word/2012/wordml" mc:Ignorable="w14 w15">
   <w:docDefaults>
     <w:rPrDefault>
       <w:rPr>
-        <w:rFonts w:asciiTheme="minorHAnsi" w:cstheme="minorBidi" w:eastAsiaTheme="minorEastAsia" w:hAnsiTheme="minorHAnsi"/>
+        <w:rFonts w:asciiTheme="minorHAnsi" w:eastAsiaTheme="minorEastAsia" w:hAnsiTheme="minorHAnsi" w:cstheme="minorBidi"/>
         <w:sz w:val="24"/>
         <w:szCs w:val="24"/>
-        <w:lang w:bidi="ar-SA" w:eastAsia="zh-CN" w:val="en-GB"/>
+        <w:lang w:val="en-GB" w:eastAsia="zh-CN" w:bidi="ar-SA"/>
       </w:rPr>
     </w:rPrDefault>
     <w:pPrDefault>
@@ -1374,168 +1703,334 @@
       </w:pPr>
     </w:pPrDefault>
   </w:docDefaults>
-  <w:latentStyles w:count="276" w:defLockedState="0" w:defQFormat="0" w:defSemiHidden="0" w:defUIPriority="0" w:defUnhideWhenUsed="0"/>
-  <w:style w:default="1" w:styleId="Normal" w:type="paragraph">
+  <w:latentStyles w:defLockedState="0" w:defUIPriority="0" w:defSemiHidden="0" w:defUnhideWhenUsed="0" w:defQFormat="0" w:count="371">
+    <w:lsdException w:name="index 1" w:semiHidden="1" w:unhideWhenUsed="1"/>
+    <w:lsdException w:name="index 7" w:semiHidden="1" w:unhideWhenUsed="1"/>
+    <w:lsdException w:name="index 8" w:semiHidden="1" w:unhideWhenUsed="1"/>
+    <w:lsdException w:name="index 9" w:semiHidden="1" w:unhideWhenUsed="1"/>
+    <w:lsdException w:name="toc 1" w:semiHidden="1" w:uiPriority="39" w:unhideWhenUsed="1"/>
+    <w:lsdException w:name="toc 2" w:semiHidden="1" w:uiPriority="39" w:unhideWhenUsed="1"/>
+    <w:lsdException w:name="toc 3" w:semiHidden="1" w:unhideWhenUsed="1"/>
+    <w:lsdException w:name="toc 4" w:semiHidden="1" w:unhideWhenUsed="1"/>
+    <w:lsdException w:name="toc 5" w:semiHidden="1" w:unhideWhenUsed="1"/>
+    <w:lsdException w:name="toc 6" w:semiHidden="1" w:unhideWhenUsed="1"/>
+    <w:lsdException w:name="toc 7" w:semiHidden="1" w:unhideWhenUsed="1"/>
+    <w:lsdException w:name="toc 8" w:semiHidden="1" w:unhideWhenUsed="1"/>
+    <w:lsdException w:name="toc 9" w:semiHidden="1" w:unhideWhenUsed="1"/>
+    <w:lsdException w:name="Normal Indent" w:semiHidden="1" w:unhideWhenUsed="1"/>
+    <w:lsdException w:name="footnote text" w:semiHidden="1" w:unhideWhenUsed="1"/>
+    <w:lsdException w:name="annotation text" w:semiHidden="1" w:unhideWhenUsed="1"/>
+    <w:lsdException w:name="header" w:semiHidden="1" w:unhideWhenUsed="1"/>
+    <w:lsdException w:name="footer" w:semiHidden="1" w:unhideWhenUsed="1"/>
+    <w:lsdException w:name="index heading" w:semiHidden="1" w:unhideWhenUsed="1"/>
+    <w:lsdException w:name="caption" w:semiHidden="1" w:unhideWhenUsed="1"/>
+    <w:lsdException w:name="table of figures" w:semiHidden="1" w:unhideWhenUsed="1"/>
+    <w:lsdException w:name="envelope address" w:semiHidden="1" w:unhideWhenUsed="1"/>
+    <w:lsdException w:name="envelope return" w:semiHidden="1" w:unhideWhenUsed="1"/>
+    <w:lsdException w:name="footnote reference" w:semiHidden="1" w:unhideWhenUsed="1"/>
+    <w:lsdException w:name="annotation reference" w:semiHidden="1" w:unhideWhenUsed="1"/>
+    <w:lsdException w:name="line number" w:semiHidden="1" w:unhideWhenUsed="1"/>
+    <w:lsdException w:name="page number" w:semiHidden="1" w:unhideWhenUsed="1"/>
+    <w:lsdException w:name="endnote reference" w:semiHidden="1" w:unhideWhenUsed="1"/>
+    <w:lsdException w:name="endnote text" w:semiHidden="1" w:unhideWhenUsed="1"/>
+    <w:lsdException w:name="table of authorities" w:semiHidden="1" w:unhideWhenUsed="1"/>
+    <w:lsdException w:name="macro" w:semiHidden="1" w:unhideWhenUsed="1"/>
+    <w:lsdException w:name="toa heading" w:semiHidden="1" w:unhideWhenUsed="1"/>
+    <w:lsdException w:name="List" w:semiHidden="1" w:unhideWhenUsed="1"/>
+    <w:lsdException w:name="List Bullet" w:semiHidden="1" w:unhideWhenUsed="1"/>
+    <w:lsdException w:name="List Number" w:semiHidden="1" w:unhideWhenUsed="1"/>
+    <w:lsdException w:name="List 2" w:semiHidden="1" w:unhideWhenUsed="1"/>
+    <w:lsdException w:name="List 3" w:semiHidden="1" w:unhideWhenUsed="1"/>
+    <w:lsdException w:name="List 4" w:semiHidden="1" w:unhideWhenUsed="1"/>
+    <w:lsdException w:name="List 5" w:semiHidden="1" w:unhideWhenUsed="1"/>
+    <w:lsdException w:name="List Bullet 2" w:semiHidden="1" w:unhideWhenUsed="1"/>
+    <w:lsdException w:name="List Bullet 3" w:semiHidden="1" w:unhideWhenUsed="1"/>
+    <w:lsdException w:name="List Bullet 4" w:semiHidden="1" w:unhideWhenUsed="1"/>
+    <w:lsdException w:name="List Bullet 5" w:semiHidden="1" w:unhideWhenUsed="1"/>
+    <w:lsdException w:name="List Number 3" w:semiHidden="1" w:unhideWhenUsed="1"/>
+    <w:lsdException w:name="List Number 4" w:semiHidden="1" w:unhideWhenUsed="1"/>
+    <w:lsdException w:name="Closing" w:semiHidden="1" w:unhideWhenUsed="1"/>
+    <w:lsdException w:name="Signature" w:semiHidden="1" w:unhideWhenUsed="1"/>
+    <w:lsdException w:name="Default Paragraph Font" w:semiHidden="1" w:unhideWhenUsed="1"/>
+    <w:lsdException w:name="Body Text" w:semiHidden="1" w:unhideWhenUsed="1"/>
+    <w:lsdException w:name="Body Text Indent" w:semiHidden="1" w:unhideWhenUsed="1"/>
+    <w:lsdException w:name="List Continue" w:semiHidden="1" w:unhideWhenUsed="1"/>
+    <w:lsdException w:name="List Continue 2" w:semiHidden="1" w:unhideWhenUsed="1"/>
+    <w:lsdException w:name="List Continue 3" w:semiHidden="1" w:unhideWhenUsed="1"/>
+    <w:lsdException w:name="List Continue 4" w:semiHidden="1" w:unhideWhenUsed="1"/>
+    <w:lsdException w:name="List Continue 5" w:semiHidden="1" w:unhideWhenUsed="1"/>
+    <w:lsdException w:name="Message Header" w:semiHidden="1" w:unhideWhenUsed="1"/>
+    <w:lsdException w:name="Salutation" w:semiHidden="1" w:unhideWhenUsed="1"/>
+    <w:lsdException w:name="Date" w:semiHidden="1" w:unhideWhenUsed="1"/>
+    <w:lsdException w:name="Body Text First Indent" w:semiHidden="1" w:unhideWhenUsed="1"/>
+    <w:lsdException w:name="Body Text First Indent 2" w:semiHidden="1" w:unhideWhenUsed="1"/>
+    <w:lsdException w:name="Note Heading" w:semiHidden="1" w:unhideWhenUsed="1"/>
+    <w:lsdException w:name="Body Text 2" w:semiHidden="1" w:unhideWhenUsed="1"/>
+    <w:lsdException w:name="Body Text 3" w:semiHidden="1" w:unhideWhenUsed="1"/>
+    <w:lsdException w:name="Body Text Indent 2" w:semiHidden="1" w:unhideWhenUsed="1"/>
+    <w:lsdException w:name="Hyperlink" w:uiPriority="99"/>
+    <w:lsdException w:name="Document Map" w:semiHidden="1" w:unhideWhenUsed="1"/>
+    <w:lsdException w:name="Plain Text" w:semiHidden="1" w:unhideWhenUsed="1"/>
+    <w:lsdException w:name="E-mail Signature" w:semiHidden="1" w:unhideWhenUsed="1"/>
+    <w:lsdException w:name="HTML Top of Form" w:semiHidden="1" w:unhideWhenUsed="1"/>
+    <w:lsdException w:name="HTML Bottom of Form" w:semiHidden="1" w:unhideWhenUsed="1"/>
+    <w:lsdException w:name="Normal (Web)" w:semiHidden="1" w:unhideWhenUsed="1"/>
+    <w:lsdException w:name="HTML Acronym" w:semiHidden="1" w:unhideWhenUsed="1"/>
+    <w:lsdException w:name="HTML Address" w:semiHidden="1" w:unhideWhenUsed="1"/>
+    <w:lsdException w:name="HTML Cite" w:semiHidden="1" w:unhideWhenUsed="1"/>
+    <w:lsdException w:name="HTML Code" w:semiHidden="1" w:unhideWhenUsed="1"/>
+    <w:lsdException w:name="HTML Definition" w:semiHidden="1" w:unhideWhenUsed="1"/>
+    <w:lsdException w:name="HTML Keyboard" w:semiHidden="1" w:unhideWhenUsed="1"/>
+    <w:lsdException w:name="HTML Preformatted" w:semiHidden="1" w:unhideWhenUsed="1"/>
+    <w:lsdException w:name="HTML Sample" w:semiHidden="1" w:unhideWhenUsed="1"/>
+    <w:lsdException w:name="HTML Typewriter" w:semiHidden="1" w:unhideWhenUsed="1"/>
+    <w:lsdException w:name="HTML Variable" w:semiHidden="1" w:unhideWhenUsed="1"/>
+    <w:lsdException w:name="Normal Table" w:semiHidden="1" w:unhideWhenUsed="1"/>
+    <w:lsdException w:name="annotation subject" w:semiHidden="1" w:unhideWhenUsed="1"/>
+    <w:lsdException w:name="No List" w:semiHidden="1" w:unhideWhenUsed="1"/>
+    <w:lsdException w:name="Outline List 1" w:semiHidden="1" w:unhideWhenUsed="1"/>
+    <w:lsdException w:name="Outline List 2" w:semiHidden="1" w:unhideWhenUsed="1"/>
+    <w:lsdException w:name="Outline List 3" w:semiHidden="1" w:unhideWhenUsed="1"/>
+    <w:lsdException w:name="Table Simple 1" w:semiHidden="1" w:unhideWhenUsed="1"/>
+    <w:lsdException w:name="Table Simple 2" w:semiHidden="1" w:unhideWhenUsed="1"/>
+    <w:lsdException w:name="Table Simple 3" w:semiHidden="1" w:unhideWhenUsed="1"/>
+    <w:lsdException w:name="Table Classic 1" w:semiHidden="1" w:unhideWhenUsed="1"/>
+    <w:lsdException w:name="Table Classic 2" w:semiHidden="1" w:unhideWhenUsed="1"/>
+    <w:lsdException w:name="Table Classic 3" w:semiHidden="1" w:unhideWhenUsed="1"/>
+    <w:lsdException w:name="Table Classic 4" w:semiHidden="1" w:unhideWhenUsed="1"/>
+    <w:lsdException w:name="Table Colorful 1" w:semiHidden="1" w:unhideWhenUsed="1"/>
+    <w:lsdException w:name="Table Colorful 2" w:semiHidden="1" w:unhideWhenUsed="1"/>
+    <w:lsdException w:name="Table Colorful 3" w:semiHidden="1" w:unhideWhenUsed="1"/>
+    <w:lsdException w:name="Table Columns 1" w:semiHidden="1" w:unhideWhenUsed="1"/>
+    <w:lsdException w:name="Table Columns 2" w:semiHidden="1" w:unhideWhenUsed="1"/>
+    <w:lsdException w:name="Table Columns 3" w:semiHidden="1" w:unhideWhenUsed="1"/>
+    <w:lsdException w:name="Table Columns 4" w:semiHidden="1" w:unhideWhenUsed="1"/>
+    <w:lsdException w:name="Table Columns 5" w:semiHidden="1" w:unhideWhenUsed="1"/>
+    <w:lsdException w:name="Table Grid 1" w:semiHidden="1" w:unhideWhenUsed="1"/>
+    <w:lsdException w:name="Table Grid 2" w:semiHidden="1" w:unhideWhenUsed="1"/>
+    <w:lsdException w:name="Table Grid 3" w:semiHidden="1" w:unhideWhenUsed="1"/>
+    <w:lsdException w:name="Table Grid 4" w:semiHidden="1" w:unhideWhenUsed="1"/>
+    <w:lsdException w:name="Table Grid 5" w:semiHidden="1" w:unhideWhenUsed="1"/>
+    <w:lsdException w:name="Table Grid 6" w:semiHidden="1" w:unhideWhenUsed="1"/>
+    <w:lsdException w:name="Table Grid 7" w:semiHidden="1" w:unhideWhenUsed="1"/>
+    <w:lsdException w:name="Table Grid 8" w:semiHidden="1" w:unhideWhenUsed="1"/>
+    <w:lsdException w:name="Table List 1" w:semiHidden="1" w:unhideWhenUsed="1"/>
+    <w:lsdException w:name="Table List 2" w:semiHidden="1" w:unhideWhenUsed="1"/>
+    <w:lsdException w:name="Table List 3" w:semiHidden="1" w:unhideWhenUsed="1"/>
+    <w:lsdException w:name="Table List 4" w:semiHidden="1" w:unhideWhenUsed="1"/>
+    <w:lsdException w:name="Table List 5" w:semiHidden="1" w:unhideWhenUsed="1"/>
+    <w:lsdException w:name="Table List 6" w:semiHidden="1" w:unhideWhenUsed="1"/>
+    <w:lsdException w:name="Table List 7" w:semiHidden="1" w:unhideWhenUsed="1"/>
+    <w:lsdException w:name="Table List 8" w:semiHidden="1" w:unhideWhenUsed="1"/>
+    <w:lsdException w:name="Table 3D effects 1" w:semiHidden="1" w:unhideWhenUsed="1"/>
+    <w:lsdException w:name="Table 3D effects 2" w:semiHidden="1" w:unhideWhenUsed="1"/>
+    <w:lsdException w:name="Table 3D effects 3" w:semiHidden="1" w:unhideWhenUsed="1"/>
+    <w:lsdException w:name="Table Contemporary" w:semiHidden="1" w:unhideWhenUsed="1"/>
+    <w:lsdException w:name="Table Elegant" w:semiHidden="1" w:unhideWhenUsed="1"/>
+    <w:lsdException w:name="Table Professional" w:semiHidden="1" w:unhideWhenUsed="1"/>
+    <w:lsdException w:name="Table Subtle 1" w:semiHidden="1" w:unhideWhenUsed="1"/>
+    <w:lsdException w:name="Table Subtle 2" w:semiHidden="1" w:unhideWhenUsed="1"/>
+    <w:lsdException w:name="Table Web 1" w:semiHidden="1" w:unhideWhenUsed="1"/>
+    <w:lsdException w:name="Table Web 2" w:semiHidden="1" w:unhideWhenUsed="1"/>
+    <w:lsdException w:name="Table Web 3" w:semiHidden="1" w:unhideWhenUsed="1"/>
+    <w:lsdException w:name="Balloon Text" w:semiHidden="1" w:unhideWhenUsed="1"/>
+    <w:lsdException w:name="Table Theme" w:semiHidden="1" w:unhideWhenUsed="1"/>
+    <w:lsdException w:name="Placeholder Text" w:semiHidden="1"/>
+    <w:lsdException w:name="Light Shading"/>
+    <w:lsdException w:name="Light List"/>
+    <w:lsdException w:name="Light Grid"/>
+    <w:lsdException w:name="Medium Shading 1"/>
+    <w:lsdException w:name="Medium Shading 2"/>
+    <w:lsdException w:name="Medium List 1"/>
+    <w:lsdException w:name="Medium List 2"/>
+    <w:lsdException w:name="Light Shading Accent 1"/>
+    <w:lsdException w:name="Light List Accent 1"/>
+    <w:lsdException w:name="Light Grid Accent 1"/>
+    <w:lsdException w:name="Medium Shading 1 Accent 1"/>
+    <w:lsdException w:name="Medium Shading 2 Accent 1"/>
+    <w:lsdException w:name="Medium List 1 Accent 1"/>
+    <w:lsdException w:name="Revision" w:semiHidden="1"/>
+    <w:lsdException w:name="Medium List 2 Accent 1"/>
+    <w:lsdException w:name="Medium Grid 1 Accent 1"/>
+    <w:lsdException w:name="Medium Grid 2 Accent 1"/>
+    <w:lsdException w:name="Medium Grid 3 Accent 1"/>
+    <w:lsdException w:name="Dark List Accent 1"/>
+    <w:lsdException w:name="Colorful Shading Accent 1"/>
+    <w:lsdException w:name="Colorful List Accent 1"/>
+    <w:lsdException w:name="Colorful Grid Accent 1"/>
+    <w:lsdException w:name="Light Shading Accent 2"/>
+    <w:lsdException w:name="Light List Accent 2"/>
+    <w:lsdException w:name="Light Grid Accent 2"/>
+    <w:lsdException w:name="Medium Shading 1 Accent 2"/>
+    <w:lsdException w:name="Medium Shading 2 Accent 2"/>
+    <w:lsdException w:name="Medium List 1 Accent 2"/>
+    <w:lsdException w:name="Medium List 2 Accent 2"/>
+    <w:lsdException w:name="Medium Grid 1 Accent 2"/>
+    <w:lsdException w:name="Medium Grid 2 Accent 2"/>
+    <w:lsdException w:name="Medium Grid 3 Accent 2"/>
+    <w:lsdException w:name="Dark List Accent 2"/>
+    <w:lsdException w:name="Colorful Shading Accent 2"/>
+    <w:lsdException w:name="Colorful List Accent 2"/>
+    <w:lsdException w:name="Colorful Grid Accent 2"/>
+    <w:lsdException w:name="Light Shading Accent 3"/>
+    <w:lsdException w:name="Light List Accent 3"/>
+    <w:lsdException w:name="Light Grid Accent 3"/>
+    <w:lsdException w:name="Medium Shading 1 Accent 3"/>
+    <w:lsdException w:name="Medium Shading 2 Accent 3"/>
+    <w:lsdException w:name="Medium List 1 Accent 3"/>
+    <w:lsdException w:name="Medium List 2 Accent 3"/>
+    <w:lsdException w:name="Medium Grid 1 Accent 3"/>
+    <w:lsdException w:name="Medium Grid 2 Accent 3"/>
+    <w:lsdException w:name="Medium Grid 3 Accent 3"/>
+    <w:lsdException w:name="Dark List Accent 3"/>
+    <w:lsdException w:name="Colorful Shading Accent 3"/>
+    <w:lsdException w:name="Colorful List Accent 3"/>
+    <w:lsdException w:name="Colorful Grid Accent 3"/>
+    <w:lsdException w:name="Light Shading Accent 4"/>
+    <w:lsdException w:name="Light List Accent 4"/>
+    <w:lsdException w:name="Light Grid Accent 4"/>
+    <w:lsdException w:name="Medium Shading 1 Accent 4"/>
+    <w:lsdException w:name="Medium Shading 2 Accent 4"/>
+    <w:lsdException w:name="Medium List 1 Accent 4"/>
+    <w:lsdException w:name="Medium List 2 Accent 4"/>
+    <w:lsdException w:name="Medium Grid 1 Accent 4"/>
+    <w:lsdException w:name="Medium Grid 2 Accent 4"/>
+    <w:lsdException w:name="Medium Grid 3 Accent 4"/>
+    <w:lsdException w:name="Dark List Accent 4"/>
+    <w:lsdException w:name="Colorful Shading Accent 4"/>
+    <w:lsdException w:name="Colorful List Accent 4"/>
+    <w:lsdException w:name="Colorful Grid Accent 4"/>
+    <w:lsdException w:name="Light Shading Accent 5"/>
+    <w:lsdException w:name="Light List Accent 5"/>
+    <w:lsdException w:name="Light Grid Accent 5"/>
+    <w:lsdException w:name="Medium Shading 1 Accent 5"/>
+    <w:lsdException w:name="Medium Shading 2 Accent 5"/>
+    <w:lsdException w:name="Medium List 1 Accent 5"/>
+    <w:lsdException w:name="Medium List 2 Accent 5"/>
+    <w:lsdException w:name="Medium Grid 1 Accent 5"/>
+    <w:lsdException w:name="Medium Grid 2 Accent 5"/>
+    <w:lsdException w:name="Medium Grid 3 Accent 5"/>
+    <w:lsdException w:name="Dark List Accent 5"/>
+    <w:lsdException w:name="Colorful Shading Accent 5"/>
+    <w:lsdException w:name="Colorful List Accent 5"/>
+    <w:lsdException w:name="Colorful Grid Accent 5"/>
+    <w:lsdException w:name="Light Shading Accent 6"/>
+    <w:lsdException w:name="Light List Accent 6"/>
+    <w:lsdException w:name="Light Grid Accent 6"/>
+    <w:lsdException w:name="Medium Shading 1 Accent 6"/>
+    <w:lsdException w:name="Medium Shading 2 Accent 6"/>
+    <w:lsdException w:name="Medium List 1 Accent 6"/>
+    <w:lsdException w:name="Medium List 2 Accent 6"/>
+    <w:lsdException w:name="Medium Grid 1 Accent 6"/>
+    <w:lsdException w:name="Medium Grid 2 Accent 6"/>
+    <w:lsdException w:name="Medium Grid 3 Accent 6"/>
+    <w:lsdException w:name="Dark List Accent 6"/>
+    <w:lsdException w:name="Colorful Shading Accent 6"/>
+    <w:lsdException w:name="Colorful List Accent 6"/>
+    <w:lsdException w:name="Colorful Grid Accent 6"/>
+    <w:lsdException w:name="Bibliography" w:semiHidden="1" w:unhideWhenUsed="1"/>
+    <w:lsdException w:name="TOC Heading" w:semiHidden="1" w:unhideWhenUsed="1"/>
+    <w:lsdException w:name="Grid Table 4" w:uiPriority="49"/>
+    <w:lsdException w:name="Grid Table 5 Dark" w:uiPriority="50"/>
+    <w:lsdException w:name="Grid Table 6 Colorful" w:uiPriority="51"/>
+    <w:lsdException w:name="Grid Table 7 Colorful" w:uiPriority="52"/>
+    <w:lsdException w:name="Grid Table 1 Light Accent 1" w:uiPriority="46"/>
+    <w:lsdException w:name="Grid Table 2 Accent 1" w:uiPriority="47"/>
+    <w:lsdException w:name="Grid Table 3 Accent 1" w:uiPriority="48"/>
+    <w:lsdException w:name="Grid Table 4 Accent 1" w:uiPriority="49"/>
+    <w:lsdException w:name="Grid Table 5 Dark Accent 1" w:uiPriority="50"/>
+    <w:lsdException w:name="Grid Table 6 Colorful Accent 1" w:uiPriority="51"/>
+    <w:lsdException w:name="Grid Table 7 Colorful Accent 1" w:uiPriority="52"/>
+    <w:lsdException w:name="Grid Table 1 Light Accent 2" w:uiPriority="46"/>
+    <w:lsdException w:name="Grid Table 2 Accent 2" w:uiPriority="47"/>
+    <w:lsdException w:name="Grid Table 3 Accent 2" w:uiPriority="48"/>
+    <w:lsdException w:name="Grid Table 4 Accent 2" w:uiPriority="49"/>
+    <w:lsdException w:name="Grid Table 5 Dark Accent 2" w:uiPriority="50"/>
+    <w:lsdException w:name="Grid Table 6 Colorful Accent 2" w:uiPriority="51"/>
+    <w:lsdException w:name="Grid Table 7 Colorful Accent 2" w:uiPriority="52"/>
+    <w:lsdException w:name="Grid Table 1 Light Accent 3" w:uiPriority="46"/>
+    <w:lsdException w:name="Grid Table 2 Accent 3" w:uiPriority="47"/>
+    <w:lsdException w:name="Grid Table 3 Accent 3" w:uiPriority="48"/>
+    <w:lsdException w:name="Grid Table 4 Accent 3" w:uiPriority="49"/>
+    <w:lsdException w:name="Grid Table 5 Dark Accent 3" w:uiPriority="50"/>
+    <w:lsdException w:name="Grid Table 6 Colorful Accent 3" w:uiPriority="51"/>
+    <w:lsdException w:name="Grid Table 7 Colorful Accent 3" w:uiPriority="52"/>
+    <w:lsdException w:name="Grid Table 1 Light Accent 4" w:uiPriority="46"/>
+    <w:lsdException w:name="Grid Table 2 Accent 4" w:uiPriority="47"/>
+    <w:lsdException w:name="Grid Table 3 Accent 4" w:uiPriority="48"/>
+    <w:lsdException w:name="Grid Table 4 Accent 4" w:uiPriority="49"/>
+    <w:lsdException w:name="Grid Table 5 Dark Accent 4" w:uiPriority="50"/>
+    <w:lsdException w:name="Grid Table 6 Colorful Accent 4" w:uiPriority="51"/>
+    <w:lsdException w:name="Grid Table 7 Colorful Accent 4" w:uiPriority="52"/>
+    <w:lsdException w:name="Grid Table 1 Light Accent 5" w:uiPriority="46"/>
+    <w:lsdException w:name="Grid Table 2 Accent 5" w:uiPriority="47"/>
+    <w:lsdException w:name="Grid Table 3 Accent 5" w:uiPriority="48"/>
+    <w:lsdException w:name="Grid Table 4 Accent 5" w:uiPriority="49"/>
+    <w:lsdException w:name="Grid Table 5 Dark Accent 5" w:uiPriority="50"/>
+    <w:lsdException w:name="Grid Table 6 Colorful Accent 5" w:uiPriority="51"/>
+    <w:lsdException w:name="Grid Table 7 Colorful Accent 5" w:uiPriority="52"/>
+    <w:lsdException w:name="Grid Table 1 Light Accent 6" w:uiPriority="46"/>
+    <w:lsdException w:name="Grid Table 2 Accent 6" w:uiPriority="47"/>
+    <w:lsdException w:name="Grid Table 3 Accent 6" w:uiPriority="48"/>
+    <w:lsdException w:name="Grid Table 4 Accent 6" w:uiPriority="49"/>
+    <w:lsdException w:name="Grid Table 5 Dark Accent 6" w:uiPriority="50"/>
+    <w:lsdException w:name="Grid Table 6 Colorful Accent 6" w:uiPriority="51"/>
+    <w:lsdException w:name="Grid Table 7 Colorful Accent 6" w:uiPriority="52"/>
+    <w:lsdException w:name="List Table 1 Light" w:uiPriority="46"/>
+    <w:lsdException w:name="List Table 2" w:uiPriority="47"/>
+    <w:lsdException w:name="List Table 3" w:uiPriority="48"/>
+    <w:lsdException w:name="List Table 4" w:uiPriority="49"/>
+    <w:lsdException w:name="List Table 5 Dark" w:uiPriority="50"/>
+    <w:lsdException w:name="List Table 6 Colorful" w:uiPriority="51"/>
+    <w:lsdException w:name="List Table 7 Colorful" w:uiPriority="52"/>
+    <w:lsdException w:name="List Table 1 Light Accent 1" w:uiPriority="46"/>
+    <w:lsdException w:name="List Table 2 Accent 1" w:uiPriority="47"/>
+    <w:lsdException w:name="List Table 3 Accent 1" w:uiPriority="48"/>
+    <w:lsdException w:name="List Table 4 Accent 1" w:uiPriority="49"/>
+    <w:lsdException w:name="List Table 5 Dark Accent 1" w:uiPriority="50"/>
+    <w:lsdException w:name="List Table 6 Colorful Accent 1" w:uiPriority="51"/>
+    <w:lsdException w:name="List Table 7 Colorful Accent 1" w:uiPriority="52"/>
+    <w:lsdException w:name="List Table 1 Light Accent 2" w:uiPriority="46"/>
+    <w:lsdException w:name="List Table 2 Accent 2" w:uiPriority="47"/>
+    <w:lsdException w:name="List Table 3 Accent 2" w:uiPriority="48"/>
+    <w:lsdException w:name="List Table 4 Accent 2" w:uiPriority="49"/>
+    <w:lsdException w:name="List Table 5 Dark Accent 2" w:uiPriority="50"/>
+    <w:lsdException w:name="List Table 6 Colorful Accent 2" w:uiPriority="51"/>
+    <w:lsdException w:name="List Table 7 Colorful Accent 2" w:uiPriority="52"/>
+    <w:lsdException w:name="List Table 1 Light Accent 3" w:uiPriority="46"/>
+    <w:lsdException w:name="List Table 2 Accent 3" w:uiPriority="47"/>
+    <w:lsdException w:name="List Table 3 Accent 3" w:uiPriority="48"/>
+    <w:lsdException w:name="List Table 4 Accent 3" w:uiPriority="49"/>
+    <w:lsdException w:name="List Table 5 Dark Accent 3" w:uiPriority="50"/>
+    <w:lsdException w:name="List Table 6 Colorful Accent 3" w:uiPriority="51"/>
+    <w:lsdException w:name="List Table 7 Colorful Accent 3" w:uiPriority="52"/>
+    <w:lsdException w:name="List Table 1 Light Accent 4" w:uiPriority="46"/>
+    <w:lsdException w:name="List Table 2 Accent 4" w:uiPriority="47"/>
+    <w:lsdException w:name="List Table 3 Accent 4" w:uiPriority="48"/>
+    <w:lsdException w:name="List Table 4 Accent 4" w:uiPriority="49"/>
+    <w:lsdException w:name="List Table 5 Dark Accent 4" w:uiPriority="50"/>
+    <w:lsdException w:name="List Table 6 Colorful Accent 4" w:uiPriority="51"/>
+    <w:lsdException w:name="List Table 7 Colorful Accent 4" w:uiPriority="52"/>
+    <w:lsdException w:name="List Table 1 Light Accent 5" w:uiPriority="46"/>
+    <w:lsdException w:name="List Table 2 Accent 5" w:uiPriority="47"/>
+    <w:lsdException w:name="List Table 3 Accent 5" w:uiPriority="48"/>
+    <w:lsdException w:name="List Table 4 Accent 5" w:uiPriority="49"/>
+    <w:lsdException w:name="List Table 5 Dark Accent 5" w:uiPriority="50"/>
+    <w:lsdException w:name="List Table 6 Colorful Accent 5" w:uiPriority="51"/>
+    <w:lsdException w:name="List Table 7 Colorful Accent 5" w:uiPriority="52"/>
+    <w:lsdException w:name="List Table 1 Light Accent 6" w:uiPriority="46"/>
+    <w:lsdException w:name="List Table 2 Accent 6" w:uiPriority="47"/>
+    <w:lsdException w:name="List Table 3 Accent 6" w:uiPriority="48"/>
+    <w:lsdException w:name="List Table 4 Accent 6" w:uiPriority="49"/>
+    <w:lsdException w:name="List Table 5 Dark Accent 6" w:uiPriority="50"/>
+    <w:lsdException w:name="List Table 6 Colorful Accent 6" w:uiPriority="51"/>
+    <w:lsdException w:name="List Table 7 Colorful Accent 6" w:uiPriority="52"/>
+  </w:latentStyles>
+  <w:style w:type="paragraph" w:default="1" w:styleId="Normal">
     <w:name w:val="Normal"/>
     <w:qFormat/>
   </w:style>
-  <w:style w:styleId="BodyText" w:type="paragraph">
-    <w:name w:val="Body Text"/>
-    <w:basedOn w:val="Normal"/>
-    <w:link w:val="BodyTextChar"/>
-    <w:qFormat/>
-    <w:pPr>
-      <w:spacing w:after="180" w:before="180"/>
-    </w:pPr>
-  </w:style>
-  <w:style w:customStyle="1" w:styleId="FirstParagraph" w:type="paragraph">
-    <w:name w:val="First Paragraph"/>
-    <w:basedOn w:val="BodyText"/>
-    <w:next w:val="BodyText"/>
-    <w:qFormat/>
-  </w:style>
-  <w:style w:customStyle="1" w:styleId="Compact" w:type="paragraph">
-    <w:name w:val="Compact"/>
-    <w:basedOn w:val="BodyText"/>
-    <w:qFormat/>
-    <w:pPr>
-      <w:spacing w:after="36" w:before="36"/>
-    </w:pPr>
-  </w:style>
-  <w:style w:styleId="Title" w:type="paragraph">
-    <w:name w:val="Title"/>
-    <w:basedOn w:val="Normal"/>
-    <w:next w:val="BodyText"/>
-    <w:link w:val="TitleChar"/>
-    <w:uiPriority w:val="10"/>
-    <w:qFormat/>
-    <w:rsid w:val="00A10FD9"/>
-    <w:pPr>
-      <w:spacing w:after="80" w:line="240" w:lineRule="auto"/>
-      <w:contextualSpacing/>
-      <w:jc w:val="center"/>
-    </w:pPr>
-    <w:rPr>
-      <w:rFonts w:asciiTheme="majorHAnsi" w:cstheme="majorBidi" w:eastAsiaTheme="majorEastAsia" w:hAnsiTheme="majorHAnsi"/>
-      <w:sz w:val="56"/>
-      <w:szCs w:val="56"/>
-    </w:rPr>
-  </w:style>
-  <w:style w:customStyle="1" w:styleId="TitleChar" w:type="character">
-    <w:name w:val="Title Char"/>
-    <w:basedOn w:val="DefaultParagraphFont"/>
-    <w:link w:val="Title"/>
-    <w:uiPriority w:val="10"/>
-    <w:rsid w:val="00A10FD9"/>
-    <w:rPr>
-      <w:rFonts w:asciiTheme="majorHAnsi" w:cstheme="majorBidi" w:eastAsiaTheme="majorEastAsia" w:hAnsiTheme="majorHAnsi"/>
-      <w:sz w:val="56"/>
-      <w:szCs w:val="56"/>
-    </w:rPr>
-  </w:style>
-  <w:style w:styleId="Subtitle" w:type="paragraph">
-    <w:name w:val="Subtitle"/>
-    <w:basedOn w:val="Title"/>
-    <w:next w:val="BodyText"/>
-    <w:link w:val="SubtitleChar"/>
-    <w:uiPriority w:val="11"/>
-    <w:qFormat/>
-    <w:rsid w:val="00A10FD9"/>
-    <w:pPr>
-      <w:numPr>
-        <w:ilvl w:val="1"/>
-      </w:numPr>
-    </w:pPr>
-    <w:rPr>
-      <w:rFonts w:cstheme="majorBidi" w:eastAsiaTheme="majorEastAsia"/>
-      <w:spacing w:val="15"/>
-      <w:sz w:val="28"/>
-      <w:szCs w:val="28"/>
-    </w:rPr>
-  </w:style>
-  <w:style w:customStyle="1" w:styleId="SubtitleChar" w:type="character">
-    <w:name w:val="Subtitle Char"/>
-    <w:basedOn w:val="DefaultParagraphFont"/>
-    <w:link w:val="Subtitle"/>
-    <w:uiPriority w:val="11"/>
-    <w:rsid w:val="00A10FD9"/>
-    <w:rPr>
-      <w:rFonts w:cstheme="majorBidi" w:eastAsiaTheme="majorEastAsia"/>
-      <w:color w:themeColor="text1" w:themeTint="A6" w:val="595959"/>
-      <w:spacing w:val="15"/>
-      <w:sz w:val="28"/>
-      <w:szCs w:val="28"/>
-    </w:rPr>
-  </w:style>
-  <w:style w:customStyle="1" w:styleId="Author" w:type="paragraph">
-    <w:name w:val="Author"/>
-    <w:basedOn w:val="Title"/>
-    <w:next w:val="BodyText"/>
-    <w:qFormat/>
-    <w:pPr>
-      <w:keepNext/>
-      <w:keepLines/>
-    </w:pPr>
-    <w:rPr>
-      <w:sz w:val="24"/>
-      <w:szCs w:val="24"/>
-    </w:rPr>
-  </w:style>
-  <w:style w:styleId="Date" w:type="paragraph">
-    <w:name w:val="Date"/>
-    <w:basedOn w:val="Title"/>
-    <w:next w:val="BodyText"/>
-    <w:qFormat/>
-    <w:pPr>
-      <w:keepNext/>
-      <w:keepLines/>
-    </w:pPr>
-    <w:rPr>
-      <w:sz w:val="24"/>
-      <w:szCs w:val="24"/>
-    </w:rPr>
-  </w:style>
-  <w:style w:customStyle="1" w:styleId="AbstractTitle" w:type="paragraph">
-    <w:name w:val="Abstract Title"/>
-    <w:basedOn w:val="Normal"/>
-    <w:next w:val="Abstract"/>
-    <w:qFormat/>
-    <w:pPr>
-      <w:keepNext/>
-      <w:keepLines/>
-      <w:spacing w:after="0" w:before="300"/>
-      <w:jc w:val="center"/>
-    </w:pPr>
-    <w:rPr>
-      <w:b/>
-      <w:sz w:val="20"/>
-      <w:szCs w:val="20"/>
-    </w:rPr>
-  </w:style>
-  <w:style w:customStyle="1" w:styleId="Abstract" w:type="paragraph">
-    <w:name w:val="Abstract"/>
-    <w:basedOn w:val="Normal"/>
-    <w:next w:val="BodyText"/>
-    <w:qFormat/>
-    <w:pPr>
-      <w:keepNext/>
-      <w:keepLines/>
-      <w:spacing w:after="300" w:before="100"/>
-    </w:pPr>
-    <w:rPr>
-      <w:sz w:val="20"/>
-      <w:szCs w:val="20"/>
-    </w:rPr>
-  </w:style>
-  <w:style w:styleId="Bibliography" w:type="paragraph">
-    <w:name w:val="Bibliography"/>
-    <w:basedOn w:val="Normal"/>
-    <w:next w:val="Bibliography"/>
-    <w:qFormat/>
-    <w:pPr/>
-    <w:rPr/>
-  </w:style>
-  <w:style w:styleId="Heading1" w:type="paragraph">
+  <w:style w:type="paragraph" w:styleId="Heading1">
     <w:name w:val="heading 1"/>
     <w:basedOn w:val="Normal"/>
     <w:next w:val="BodyText"/>
@@ -1546,17 +2041,17 @@
     <w:pPr>
       <w:keepNext/>
       <w:keepLines/>
-      <w:spacing w:after="80" w:before="360"/>
+      <w:spacing w:before="360" w:after="80"/>
       <w:outlineLvl w:val="0"/>
     </w:pPr>
     <w:rPr>
-      <w:rFonts w:asciiTheme="majorHAnsi" w:cstheme="majorBidi" w:eastAsiaTheme="majorEastAsia" w:hAnsiTheme="majorHAnsi"/>
-      <w:color w:themeColor="accent1" w:themeShade="BF" w:val="0F4761"/>
+      <w:rFonts w:asciiTheme="majorHAnsi" w:eastAsiaTheme="majorEastAsia" w:hAnsiTheme="majorHAnsi" w:cstheme="majorBidi"/>
+      <w:color w:val="0F4761" w:themeColor="accent1" w:themeShade="BF"/>
       <w:sz w:val="40"/>
       <w:szCs w:val="40"/>
     </w:rPr>
   </w:style>
-  <w:style w:styleId="Heading2" w:type="paragraph">
+  <w:style w:type="paragraph" w:styleId="Heading2">
     <w:name w:val="heading 2"/>
     <w:basedOn w:val="Normal"/>
     <w:next w:val="BodyText"/>
@@ -1569,17 +2064,17 @@
     <w:pPr>
       <w:keepNext/>
       <w:keepLines/>
-      <w:spacing w:after="80" w:before="160"/>
+      <w:spacing w:before="160" w:after="80"/>
       <w:outlineLvl w:val="1"/>
     </w:pPr>
     <w:rPr>
-      <w:rFonts w:asciiTheme="majorHAnsi" w:cstheme="majorBidi" w:eastAsiaTheme="majorEastAsia" w:hAnsiTheme="majorHAnsi"/>
-      <w:color w:themeColor="accent1" w:themeShade="BF" w:val="0F4761"/>
+      <w:rFonts w:asciiTheme="majorHAnsi" w:eastAsiaTheme="majorEastAsia" w:hAnsiTheme="majorHAnsi" w:cstheme="majorBidi"/>
+      <w:color w:val="0F4761" w:themeColor="accent1" w:themeShade="BF"/>
       <w:sz w:val="32"/>
       <w:szCs w:val="32"/>
     </w:rPr>
   </w:style>
-  <w:style w:styleId="Heading3" w:type="paragraph">
+  <w:style w:type="paragraph" w:styleId="Heading3">
     <w:name w:val="heading 3"/>
     <w:basedOn w:val="Normal"/>
     <w:next w:val="BodyText"/>
@@ -1592,17 +2087,17 @@
     <w:pPr>
       <w:keepNext/>
       <w:keepLines/>
-      <w:spacing w:after="80" w:before="160"/>
+      <w:spacing w:before="160" w:after="80"/>
       <w:outlineLvl w:val="2"/>
     </w:pPr>
     <w:rPr>
-      <w:rFonts w:cstheme="majorBidi" w:eastAsiaTheme="majorEastAsia"/>
-      <w:color w:themeColor="accent1" w:themeShade="BF" w:val="0F4761"/>
+      <w:rFonts w:eastAsiaTheme="majorEastAsia" w:cstheme="majorBidi"/>
+      <w:color w:val="0F4761" w:themeColor="accent1" w:themeShade="BF"/>
       <w:sz w:val="28"/>
       <w:szCs w:val="28"/>
     </w:rPr>
   </w:style>
-  <w:style w:styleId="Heading4" w:type="paragraph">
+  <w:style w:type="paragraph" w:styleId="Heading4">
     <w:name w:val="heading 4"/>
     <w:basedOn w:val="Normal"/>
     <w:next w:val="BodyText"/>
@@ -1615,17 +2110,17 @@
     <w:pPr>
       <w:keepNext/>
       <w:keepLines/>
-      <w:spacing w:after="40" w:before="80"/>
+      <w:spacing w:before="80" w:after="40"/>
       <w:outlineLvl w:val="3"/>
     </w:pPr>
     <w:rPr>
-      <w:rFonts w:cstheme="majorBidi" w:eastAsiaTheme="majorEastAsia"/>
+      <w:rFonts w:eastAsiaTheme="majorEastAsia" w:cstheme="majorBidi"/>
       <w:i/>
       <w:iCs/>
-      <w:color w:themeColor="accent1" w:themeShade="BF" w:val="0F4761"/>
-    </w:rPr>
-  </w:style>
-  <w:style w:styleId="Heading5" w:type="paragraph">
+      <w:color w:val="0F4761" w:themeColor="accent1" w:themeShade="BF"/>
+    </w:rPr>
+  </w:style>
+  <w:style w:type="paragraph" w:styleId="Heading5">
     <w:name w:val="heading 5"/>
     <w:basedOn w:val="Normal"/>
     <w:next w:val="BodyText"/>
@@ -1638,15 +2133,15 @@
     <w:pPr>
       <w:keepNext/>
       <w:keepLines/>
-      <w:spacing w:after="40" w:before="80"/>
+      <w:spacing w:before="80" w:after="40"/>
       <w:outlineLvl w:val="4"/>
     </w:pPr>
     <w:rPr>
-      <w:rFonts w:cstheme="majorBidi" w:eastAsiaTheme="majorEastAsia"/>
-      <w:color w:themeColor="accent1" w:themeShade="BF" w:val="0F4761"/>
-    </w:rPr>
-  </w:style>
-  <w:style w:styleId="Heading6" w:type="paragraph">
+      <w:rFonts w:eastAsiaTheme="majorEastAsia" w:cstheme="majorBidi"/>
+      <w:color w:val="0F4761" w:themeColor="accent1" w:themeShade="BF"/>
+    </w:rPr>
+  </w:style>
+  <w:style w:type="paragraph" w:styleId="Heading6">
     <w:name w:val="heading 6"/>
     <w:basedOn w:val="Normal"/>
     <w:next w:val="BodyText"/>
@@ -1659,17 +2154,17 @@
     <w:pPr>
       <w:keepNext/>
       <w:keepLines/>
-      <w:spacing w:after="0" w:before="40"/>
+      <w:spacing w:before="40" w:after="0"/>
       <w:outlineLvl w:val="5"/>
     </w:pPr>
     <w:rPr>
-      <w:rFonts w:cstheme="majorBidi" w:eastAsiaTheme="majorEastAsia"/>
+      <w:rFonts w:eastAsiaTheme="majorEastAsia" w:cstheme="majorBidi"/>
       <w:i/>
       <w:iCs/>
-      <w:color w:themeColor="text1" w:themeTint="A6" w:val="595959"/>
-    </w:rPr>
-  </w:style>
-  <w:style w:styleId="Heading7" w:type="paragraph">
+      <w:color w:val="595959" w:themeColor="text1" w:themeTint="A6"/>
+    </w:rPr>
+  </w:style>
+  <w:style w:type="paragraph" w:styleId="Heading7">
     <w:name w:val="heading 7"/>
     <w:basedOn w:val="Normal"/>
     <w:next w:val="BodyText"/>
@@ -1682,15 +2177,15 @@
     <w:pPr>
       <w:keepNext/>
       <w:keepLines/>
-      <w:spacing w:after="0" w:before="40"/>
+      <w:spacing w:before="40" w:after="0"/>
       <w:outlineLvl w:val="6"/>
     </w:pPr>
     <w:rPr>
-      <w:rFonts w:cstheme="majorBidi" w:eastAsiaTheme="majorEastAsia"/>
-      <w:color w:themeColor="text1" w:themeTint="A6" w:val="595959"/>
-    </w:rPr>
-  </w:style>
-  <w:style w:styleId="Heading8" w:type="paragraph">
+      <w:rFonts w:eastAsiaTheme="majorEastAsia" w:cstheme="majorBidi"/>
+      <w:color w:val="595959" w:themeColor="text1" w:themeTint="A6"/>
+    </w:rPr>
+  </w:style>
+  <w:style w:type="paragraph" w:styleId="Heading8">
     <w:name w:val="heading 8"/>
     <w:basedOn w:val="Normal"/>
     <w:next w:val="BodyText"/>
@@ -1707,13 +2202,13 @@
       <w:outlineLvl w:val="7"/>
     </w:pPr>
     <w:rPr>
-      <w:rFonts w:cstheme="majorBidi" w:eastAsiaTheme="majorEastAsia"/>
+      <w:rFonts w:eastAsiaTheme="majorEastAsia" w:cstheme="majorBidi"/>
       <w:i/>
       <w:iCs/>
-      <w:color w:themeColor="text1" w:themeTint="D8" w:val="272727"/>
-    </w:rPr>
-  </w:style>
-  <w:style w:styleId="Heading9" w:type="paragraph">
+      <w:color w:val="272727" w:themeColor="text1" w:themeTint="D8"/>
+    </w:rPr>
+  </w:style>
+  <w:style w:type="paragraph" w:styleId="Heading9">
     <w:name w:val="heading 9"/>
     <w:basedOn w:val="Normal"/>
     <w:next w:val="BodyText"/>
@@ -1730,24 +2225,202 @@
       <w:outlineLvl w:val="8"/>
     </w:pPr>
     <w:rPr>
-      <w:rFonts w:cstheme="majorBidi" w:eastAsiaTheme="majorEastAsia"/>
-      <w:color w:themeColor="text1" w:themeTint="D8" w:val="272727"/>
-    </w:rPr>
-  </w:style>
-  <w:style w:customStyle="1" w:styleId="Heading1Char" w:type="character">
+      <w:rFonts w:eastAsiaTheme="majorEastAsia" w:cstheme="majorBidi"/>
+      <w:color w:val="272727" w:themeColor="text1" w:themeTint="D8"/>
+    </w:rPr>
+  </w:style>
+  <w:style w:type="character" w:default="1" w:styleId="DefaultParagraphFont">
+    <w:name w:val="Default Paragraph Font"/>
+    <w:uiPriority w:val="1"/>
+    <w:semiHidden/>
+    <w:unhideWhenUsed/>
+  </w:style>
+  <w:style w:type="table" w:default="1" w:styleId="TableNormal">
+    <w:name w:val="Normal Table"/>
+    <w:uiPriority w:val="99"/>
+    <w:semiHidden/>
+    <w:unhideWhenUsed/>
+    <w:tblPr>
+      <w:tblInd w:w="0" w:type="dxa"/>
+      <w:tblCellMar>
+        <w:top w:w="0" w:type="dxa"/>
+        <w:left w:w="108" w:type="dxa"/>
+        <w:bottom w:w="0" w:type="dxa"/>
+        <w:right w:w="108" w:type="dxa"/>
+      </w:tblCellMar>
+    </w:tblPr>
+  </w:style>
+  <w:style w:type="numbering" w:default="1" w:styleId="NoList">
+    <w:name w:val="No List"/>
+    <w:uiPriority w:val="99"/>
+    <w:semiHidden/>
+    <w:unhideWhenUsed/>
+  </w:style>
+  <w:style w:type="paragraph" w:styleId="BodyText">
+    <w:name w:val="Body Text"/>
+    <w:basedOn w:val="Normal"/>
+    <w:qFormat/>
+    <w:pPr>
+      <w:spacing w:before="180" w:after="180"/>
+    </w:pPr>
+  </w:style>
+  <w:style w:type="paragraph" w:customStyle="1" w:styleId="FirstParagraph">
+    <w:name w:val="First Paragraph"/>
+    <w:basedOn w:val="BodyText"/>
+    <w:next w:val="BodyText"/>
+    <w:qFormat/>
+  </w:style>
+  <w:style w:type="paragraph" w:customStyle="1" w:styleId="Compact">
+    <w:name w:val="Compact"/>
+    <w:basedOn w:val="BodyText"/>
+    <w:qFormat/>
+    <w:pPr>
+      <w:spacing w:before="36" w:after="36"/>
+    </w:pPr>
+  </w:style>
+  <w:style w:type="paragraph" w:styleId="Title">
+    <w:name w:val="Title"/>
+    <w:basedOn w:val="Normal"/>
+    <w:next w:val="BodyText"/>
+    <w:link w:val="TitleChar"/>
+    <w:uiPriority w:val="10"/>
+    <w:qFormat/>
+    <w:rsid w:val="00A10FD9"/>
+    <w:pPr>
+      <w:spacing w:after="80"/>
+      <w:contextualSpacing/>
+      <w:jc w:val="center"/>
+    </w:pPr>
+    <w:rPr>
+      <w:rFonts w:asciiTheme="majorHAnsi" w:eastAsiaTheme="majorEastAsia" w:hAnsiTheme="majorHAnsi" w:cstheme="majorBidi"/>
+      <w:sz w:val="56"/>
+      <w:szCs w:val="56"/>
+    </w:rPr>
+  </w:style>
+  <w:style w:type="character" w:customStyle="1" w:styleId="TitleChar">
+    <w:name w:val="Title Char"/>
+    <w:basedOn w:val="DefaultParagraphFont"/>
+    <w:link w:val="Title"/>
+    <w:uiPriority w:val="10"/>
+    <w:rsid w:val="00A10FD9"/>
+    <w:rPr>
+      <w:rFonts w:asciiTheme="majorHAnsi" w:eastAsiaTheme="majorEastAsia" w:hAnsiTheme="majorHAnsi" w:cstheme="majorBidi"/>
+      <w:sz w:val="56"/>
+      <w:szCs w:val="56"/>
+    </w:rPr>
+  </w:style>
+  <w:style w:type="paragraph" w:styleId="Subtitle">
+    <w:name w:val="Subtitle"/>
+    <w:basedOn w:val="Title"/>
+    <w:next w:val="BodyText"/>
+    <w:link w:val="SubtitleChar"/>
+    <w:uiPriority w:val="11"/>
+    <w:qFormat/>
+    <w:rsid w:val="00A10FD9"/>
+    <w:pPr>
+      <w:numPr>
+        <w:ilvl w:val="1"/>
+      </w:numPr>
+    </w:pPr>
+    <w:rPr>
+      <w:spacing w:val="15"/>
+      <w:sz w:val="28"/>
+      <w:szCs w:val="28"/>
+    </w:rPr>
+  </w:style>
+  <w:style w:type="character" w:customStyle="1" w:styleId="SubtitleChar">
+    <w:name w:val="Subtitle Char"/>
+    <w:basedOn w:val="DefaultParagraphFont"/>
+    <w:link w:val="Subtitle"/>
+    <w:uiPriority w:val="11"/>
+    <w:rsid w:val="00A10FD9"/>
+    <w:rPr>
+      <w:rFonts w:eastAsiaTheme="majorEastAsia" w:cstheme="majorBidi"/>
+      <w:color w:val="595959" w:themeColor="text1" w:themeTint="A6"/>
+      <w:spacing w:val="15"/>
+      <w:sz w:val="28"/>
+      <w:szCs w:val="28"/>
+    </w:rPr>
+  </w:style>
+  <w:style w:type="paragraph" w:customStyle="1" w:styleId="Author">
+    <w:name w:val="Author"/>
+    <w:basedOn w:val="Title"/>
+    <w:next w:val="BodyText"/>
+    <w:qFormat/>
+    <w:pPr>
+      <w:keepNext/>
+      <w:keepLines/>
+    </w:pPr>
+    <w:rPr>
+      <w:sz w:val="24"/>
+      <w:szCs w:val="24"/>
+    </w:rPr>
+  </w:style>
+  <w:style w:type="paragraph" w:styleId="Date">
+    <w:name w:val="Date"/>
+    <w:basedOn w:val="Title"/>
+    <w:next w:val="BodyText"/>
+    <w:qFormat/>
+    <w:pPr>
+      <w:keepNext/>
+      <w:keepLines/>
+    </w:pPr>
+    <w:rPr>
+      <w:sz w:val="24"/>
+      <w:szCs w:val="24"/>
+    </w:rPr>
+  </w:style>
+  <w:style w:type="paragraph" w:customStyle="1" w:styleId="AbstractTitle">
+    <w:name w:val="Abstract Title"/>
+    <w:basedOn w:val="Normal"/>
+    <w:next w:val="Abstract"/>
+    <w:qFormat/>
+    <w:pPr>
+      <w:keepNext/>
+      <w:keepLines/>
+      <w:spacing w:before="300" w:after="0"/>
+      <w:jc w:val="center"/>
+    </w:pPr>
+    <w:rPr>
+      <w:b/>
+      <w:sz w:val="20"/>
+      <w:szCs w:val="20"/>
+    </w:rPr>
+  </w:style>
+  <w:style w:type="paragraph" w:customStyle="1" w:styleId="Abstract">
+    <w:name w:val="Abstract"/>
+    <w:basedOn w:val="Normal"/>
+    <w:next w:val="BodyText"/>
+    <w:qFormat/>
+    <w:pPr>
+      <w:keepNext/>
+      <w:keepLines/>
+      <w:spacing w:before="100" w:after="300"/>
+    </w:pPr>
+    <w:rPr>
+      <w:sz w:val="20"/>
+      <w:szCs w:val="20"/>
+    </w:rPr>
+  </w:style>
+  <w:style w:type="paragraph" w:styleId="Bibliography">
+    <w:name w:val="Bibliography"/>
+    <w:basedOn w:val="Normal"/>
+    <w:qFormat/>
+  </w:style>
+  <w:style w:type="character" w:customStyle="1" w:styleId="Heading1Char">
     <w:name w:val="Heading 1 Char"/>
     <w:basedOn w:val="DefaultParagraphFont"/>
     <w:link w:val="Heading1"/>
     <w:uiPriority w:val="9"/>
     <w:rsid w:val="00A10FD9"/>
     <w:rPr>
-      <w:rFonts w:asciiTheme="majorHAnsi" w:cstheme="majorBidi" w:eastAsiaTheme="majorEastAsia" w:hAnsiTheme="majorHAnsi"/>
-      <w:color w:themeColor="accent1" w:themeShade="BF" w:val="0F4761"/>
+      <w:rFonts w:asciiTheme="majorHAnsi" w:eastAsiaTheme="majorEastAsia" w:hAnsiTheme="majorHAnsi" w:cstheme="majorBidi"/>
+      <w:color w:val="0F4761" w:themeColor="accent1" w:themeShade="BF"/>
       <w:sz w:val="40"/>
       <w:szCs w:val="40"/>
     </w:rPr>
   </w:style>
-  <w:style w:customStyle="1" w:styleId="Heading2Char" w:type="character">
+  <w:style w:type="character" w:customStyle="1" w:styleId="Heading2Char">
     <w:name w:val="Heading 2 Char"/>
     <w:basedOn w:val="DefaultParagraphFont"/>
     <w:link w:val="Heading2"/>
@@ -1755,13 +2428,13 @@
     <w:semiHidden/>
     <w:rsid w:val="00A10FD9"/>
     <w:rPr>
-      <w:rFonts w:asciiTheme="majorHAnsi" w:cstheme="majorBidi" w:eastAsiaTheme="majorEastAsia" w:hAnsiTheme="majorHAnsi"/>
-      <w:color w:themeColor="accent1" w:themeShade="BF" w:val="0F4761"/>
+      <w:rFonts w:asciiTheme="majorHAnsi" w:eastAsiaTheme="majorEastAsia" w:hAnsiTheme="majorHAnsi" w:cstheme="majorBidi"/>
+      <w:color w:val="0F4761" w:themeColor="accent1" w:themeShade="BF"/>
       <w:sz w:val="32"/>
       <w:szCs w:val="32"/>
     </w:rPr>
   </w:style>
-  <w:style w:customStyle="1" w:styleId="Heading3Char" w:type="character">
+  <w:style w:type="character" w:customStyle="1" w:styleId="Heading3Char">
     <w:name w:val="Heading 3 Char"/>
     <w:basedOn w:val="DefaultParagraphFont"/>
     <w:link w:val="Heading3"/>
@@ -1769,13 +2442,13 @@
     <w:semiHidden/>
     <w:rsid w:val="00A10FD9"/>
     <w:rPr>
-      <w:rFonts w:cstheme="majorBidi" w:eastAsiaTheme="majorEastAsia"/>
-      <w:color w:themeColor="accent1" w:themeShade="BF" w:val="0F4761"/>
+      <w:rFonts w:eastAsiaTheme="majorEastAsia" w:cstheme="majorBidi"/>
+      <w:color w:val="0F4761" w:themeColor="accent1" w:themeShade="BF"/>
       <w:sz w:val="28"/>
       <w:szCs w:val="28"/>
     </w:rPr>
   </w:style>
-  <w:style w:customStyle="1" w:styleId="Heading4Char" w:type="character">
+  <w:style w:type="character" w:customStyle="1" w:styleId="Heading4Char">
     <w:name w:val="Heading 4 Char"/>
     <w:basedOn w:val="DefaultParagraphFont"/>
     <w:link w:val="Heading4"/>
@@ -1783,13 +2456,13 @@
     <w:semiHidden/>
     <w:rsid w:val="00A10FD9"/>
     <w:rPr>
-      <w:rFonts w:cstheme="majorBidi" w:eastAsiaTheme="majorEastAsia"/>
+      <w:rFonts w:eastAsiaTheme="majorEastAsia" w:cstheme="majorBidi"/>
       <w:i/>
       <w:iCs/>
-      <w:color w:themeColor="accent1" w:themeShade="BF" w:val="0F4761"/>
-    </w:rPr>
-  </w:style>
-  <w:style w:customStyle="1" w:styleId="Heading5Char" w:type="character">
+      <w:color w:val="0F4761" w:themeColor="accent1" w:themeShade="BF"/>
+    </w:rPr>
+  </w:style>
+  <w:style w:type="character" w:customStyle="1" w:styleId="Heading5Char">
     <w:name w:val="Heading 5 Char"/>
     <w:basedOn w:val="DefaultParagraphFont"/>
     <w:link w:val="Heading5"/>
@@ -1797,11 +2470,11 @@
     <w:semiHidden/>
     <w:rsid w:val="00A10FD9"/>
     <w:rPr>
-      <w:rFonts w:cstheme="majorBidi" w:eastAsiaTheme="majorEastAsia"/>
-      <w:color w:themeColor="accent1" w:themeShade="BF" w:val="0F4761"/>
-    </w:rPr>
-  </w:style>
-  <w:style w:customStyle="1" w:styleId="Heading6Char" w:type="character">
+      <w:rFonts w:eastAsiaTheme="majorEastAsia" w:cstheme="majorBidi"/>
+      <w:color w:val="0F4761" w:themeColor="accent1" w:themeShade="BF"/>
+    </w:rPr>
+  </w:style>
+  <w:style w:type="character" w:customStyle="1" w:styleId="Heading6Char">
     <w:name w:val="Heading 6 Char"/>
     <w:basedOn w:val="DefaultParagraphFont"/>
     <w:link w:val="Heading6"/>
@@ -1809,13 +2482,13 @@
     <w:semiHidden/>
     <w:rsid w:val="00A10FD9"/>
     <w:rPr>
-      <w:rFonts w:cstheme="majorBidi" w:eastAsiaTheme="majorEastAsia"/>
+      <w:rFonts w:eastAsiaTheme="majorEastAsia" w:cstheme="majorBidi"/>
       <w:i/>
       <w:iCs/>
-      <w:color w:themeColor="text1" w:themeTint="A6" w:val="595959"/>
-    </w:rPr>
-  </w:style>
-  <w:style w:customStyle="1" w:styleId="Heading7Char" w:type="character">
+      <w:color w:val="595959" w:themeColor="text1" w:themeTint="A6"/>
+    </w:rPr>
+  </w:style>
+  <w:style w:type="character" w:customStyle="1" w:styleId="Heading7Char">
     <w:name w:val="Heading 7 Char"/>
     <w:basedOn w:val="DefaultParagraphFont"/>
     <w:link w:val="Heading7"/>
@@ -1823,11 +2496,11 @@
     <w:semiHidden/>
     <w:rsid w:val="00A10FD9"/>
     <w:rPr>
-      <w:rFonts w:cstheme="majorBidi" w:eastAsiaTheme="majorEastAsia"/>
-      <w:color w:themeColor="text1" w:themeTint="A6" w:val="595959"/>
-    </w:rPr>
-  </w:style>
-  <w:style w:customStyle="1" w:styleId="Heading8Char" w:type="character">
+      <w:rFonts w:eastAsiaTheme="majorEastAsia" w:cstheme="majorBidi"/>
+      <w:color w:val="595959" w:themeColor="text1" w:themeTint="A6"/>
+    </w:rPr>
+  </w:style>
+  <w:style w:type="character" w:customStyle="1" w:styleId="Heading8Char">
     <w:name w:val="Heading 8 Char"/>
     <w:basedOn w:val="DefaultParagraphFont"/>
     <w:link w:val="Heading8"/>
@@ -1835,13 +2508,13 @@
     <w:semiHidden/>
     <w:rsid w:val="00A10FD9"/>
     <w:rPr>
-      <w:rFonts w:cstheme="majorBidi" w:eastAsiaTheme="majorEastAsia"/>
+      <w:rFonts w:eastAsiaTheme="majorEastAsia" w:cstheme="majorBidi"/>
       <w:i/>
       <w:iCs/>
-      <w:color w:themeColor="text1" w:themeTint="D8" w:val="272727"/>
-    </w:rPr>
-  </w:style>
-  <w:style w:customStyle="1" w:styleId="Heading9Char" w:type="character">
+      <w:color w:val="272727" w:themeColor="text1" w:themeTint="D8"/>
+    </w:rPr>
+  </w:style>
+  <w:style w:type="character" w:customStyle="1" w:styleId="Heading9Char">
     <w:name w:val="Heading 9 Char"/>
     <w:basedOn w:val="DefaultParagraphFont"/>
     <w:link w:val="Heading9"/>
@@ -1849,11 +2522,11 @@
     <w:semiHidden/>
     <w:rsid w:val="00A10FD9"/>
     <w:rPr>
-      <w:rFonts w:cstheme="majorBidi" w:eastAsiaTheme="majorEastAsia"/>
-      <w:color w:themeColor="text1" w:themeTint="D8" w:val="272727"/>
-    </w:rPr>
-  </w:style>
-  <w:style w:styleId="BlockText" w:type="paragraph">
+      <w:rFonts w:eastAsiaTheme="majorEastAsia" w:cstheme="majorBidi"/>
+      <w:color w:val="272727" w:themeColor="text1" w:themeTint="D8"/>
+    </w:rPr>
+  </w:style>
+  <w:style w:type="paragraph" w:styleId="BlockText">
     <w:name w:val="Block Text"/>
     <w:basedOn w:val="BodyText"/>
     <w:next w:val="BodyText"/>
@@ -1861,19 +2534,18 @@
     <w:unhideWhenUsed/>
     <w:qFormat/>
     <w:pPr>
-      <w:spacing w:after="100" w:before="100"/>
-      <w:ind w:firstLine="0" w:left="480" w:right="480"/>
+      <w:spacing w:before="100" w:after="100"/>
+      <w:ind w:left="480" w:right="480"/>
     </w:pPr>
   </w:style>
-  <w:style w:styleId="FootnoteText" w:type="paragraph">
-    <w:name w:val="Footnote Text"/>
+  <w:style w:type="paragraph" w:styleId="FootnoteText">
+    <w:name w:val="footnote text"/>
     <w:basedOn w:val="Normal"/>
-    <w:next w:val="FootnoteText"/>
     <w:uiPriority w:val="9"/>
     <w:unhideWhenUsed/>
     <w:qFormat/>
   </w:style>
-  <w:style w:styleId="FootnoteBlockText" w:type="paragraph">
+  <w:style w:type="paragraph" w:customStyle="1" w:styleId="FootnoteBlockText">
     <w:name w:val="Footnote Block Text"/>
     <w:basedOn w:val="FootnoteText"/>
     <w:next w:val="FootnoteText"/>
@@ -1881,40 +2553,35 @@
     <w:unhideWhenUsed/>
     <w:qFormat/>
     <w:pPr>
-      <w:spacing w:after="100" w:before="100"/>
-      <w:ind w:firstLine="0" w:left="480" w:right="480"/>
+      <w:spacing w:before="100" w:after="100"/>
+      <w:ind w:left="480" w:right="480"/>
     </w:pPr>
   </w:style>
-  <w:style w:default="1" w:styleId="DefaultParagraphFont" w:type="character">
-    <w:name w:val="Default Paragraph Font"/>
-    <w:semiHidden/>
-    <w:unhideWhenUsed/>
-  </w:style>
-  <w:style w:default="1" w:styleId="Table" w:type="table">
+  <w:style w:type="table" w:customStyle="1" w:styleId="Table">
     <w:name w:val="Table"/>
-    <w:basedOn w:val="TableNormal"/>
     <w:semiHidden/>
     <w:unhideWhenUsed/>
     <w:qFormat/>
     <w:tblPr>
-      <w:tblInd w:type="dxa" w:w="0"/>
+      <w:tblInd w:w="0" w:type="dxa"/>
       <w:tblCellMar>
-        <w:top w:type="dxa" w:w="0"/>
-        <w:left w:type="dxa" w:w="108"/>
-        <w:bottom w:type="dxa" w:w="0"/>
-        <w:right w:type="dxa" w:w="108"/>
+        <w:top w:w="0" w:type="dxa"/>
+        <w:left w:w="108" w:type="dxa"/>
+        <w:bottom w:w="0" w:type="dxa"/>
+        <w:right w:w="108" w:type="dxa"/>
       </w:tblCellMar>
     </w:tblPr>
     <w:tblStylePr w:type="firstRow">
+      <w:tblPr/>
       <w:tcPr>
         <w:tcBorders>
-          <w:bottom w:val="single"/>
+          <w:bottom w:val="single" w:sz="0" w:space="0" w:color="auto"/>
         </w:tcBorders>
         <w:vAlign w:val="bottom"/>
       </w:tcPr>
     </w:tblStylePr>
   </w:style>
-  <w:style w:customStyle="1" w:styleId="DefinitionTerm" w:type="paragraph">
+  <w:style w:type="paragraph" w:customStyle="1" w:styleId="DefinitionTerm">
     <w:name w:val="Definition Term"/>
     <w:basedOn w:val="Normal"/>
     <w:next w:val="Definition"/>
@@ -1927,75 +2594,77 @@
       <w:b/>
     </w:rPr>
   </w:style>
-  <w:style w:customStyle="1" w:styleId="Definition" w:type="paragraph">
+  <w:style w:type="paragraph" w:customStyle="1" w:styleId="Definition">
     <w:name w:val="Definition"/>
     <w:basedOn w:val="Normal"/>
   </w:style>
-  <w:style w:styleId="Caption" w:type="paragraph">
-    <w:name w:val="Caption"/>
+  <w:style w:type="paragraph" w:styleId="Caption">
+    <w:name w:val="caption"/>
     <w:basedOn w:val="Normal"/>
-    <w:link w:val="BodyTextChar"/>
+    <w:link w:val="CaptionChar"/>
     <w:pPr>
-      <w:spacing w:after="120" w:before="0"/>
+      <w:spacing w:after="120"/>
     </w:pPr>
     <w:rPr>
       <w:i/>
     </w:rPr>
   </w:style>
-  <w:style w:customStyle="1" w:styleId="TableCaption" w:type="paragraph">
+  <w:style w:type="paragraph" w:customStyle="1" w:styleId="TableCaption">
     <w:name w:val="Table Caption"/>
     <w:basedOn w:val="Caption"/>
     <w:pPr>
       <w:keepNext/>
     </w:pPr>
   </w:style>
-  <w:style w:customStyle="1" w:styleId="ImageCaption" w:type="paragraph">
+  <w:style w:type="paragraph" w:customStyle="1" w:styleId="ImageCaption">
     <w:name w:val="Image Caption"/>
     <w:basedOn w:val="Caption"/>
   </w:style>
-  <w:style w:customStyle="1" w:styleId="Figure" w:type="paragraph">
+  <w:style w:type="paragraph" w:customStyle="1" w:styleId="Figure">
     <w:name w:val="Figure"/>
     <w:basedOn w:val="Normal"/>
   </w:style>
-  <w:style w:customStyle="1" w:styleId="CaptionedFigure" w:type="paragraph">
+  <w:style w:type="paragraph" w:customStyle="1" w:styleId="CaptionedFigure">
     <w:name w:val="Captioned Figure"/>
     <w:basedOn w:val="Figure"/>
     <w:pPr>
       <w:keepNext/>
     </w:pPr>
   </w:style>
-  <w:style w:customStyle="1" w:styleId="BodyTextChar" w:type="character">
-    <w:name w:val="Body Text Char"/>
+  <w:style w:type="character" w:customStyle="1" w:styleId="CaptionChar">
+    <w:name w:val="Caption Char"/>
     <w:basedOn w:val="DefaultParagraphFont"/>
-    <w:link w:val="BodyText"/>
-  </w:style>
-  <w:style w:customStyle="1" w:styleId="VerbatimChar" w:type="character">
+    <w:link w:val="Caption"/>
+  </w:style>
+  <w:style w:type="character" w:customStyle="1" w:styleId="VerbatimChar">
     <w:name w:val="Verbatim Char"/>
-    <w:basedOn w:val="BodyTextChar"/>
+    <w:basedOn w:val="CaptionChar"/>
+    <w:link w:val="SourceCode"/>
     <w:rPr>
       <w:rFonts w:ascii="Consolas" w:hAnsi="Consolas"/>
       <w:sz w:val="22"/>
     </w:rPr>
   </w:style>
-  <w:style w:customStyle="1" w:styleId="SectionNumber" w:type="character">
+  <w:style w:type="character" w:customStyle="1" w:styleId="SectionNumber">
     <w:name w:val="Section Number"/>
-    <w:basedOn w:val="BodyTextChar"/>
-  </w:style>
-  <w:style w:styleId="FootnoteReference" w:type="character">
-    <w:name w:val="Footnote Reference"/>
-    <w:basedOn w:val="BodyTextChar"/>
+    <w:basedOn w:val="CaptionChar"/>
+  </w:style>
+  <w:style w:type="character" w:styleId="FootnoteReference">
+    <w:name w:val="footnote reference"/>
+    <w:basedOn w:val="CaptionChar"/>
     <w:rPr>
       <w:vertAlign w:val="superscript"/>
     </w:rPr>
   </w:style>
-  <w:style w:styleId="Hyperlink" w:type="character">
+  <w:style w:type="character" w:styleId="Hyperlink">
     <w:name w:val="Hyperlink"/>
-    <w:basedOn w:val="BodyTextChar"/>
-    <w:rPr>
-      <w:color w:themeColor="accent1" w:val="4F81BD"/>
-    </w:rPr>
-  </w:style>
-  <w:style w:styleId="TOCHeading" w:type="paragraph">
+    <w:basedOn w:val="CaptionChar"/>
+    <w:uiPriority w:val="99"/>
+    <w:rPr>
+      <w:color w:val="156082" w:themeColor="accent1"/>
+    </w:rPr>
+  </w:style>
+  <w:style w:type="paragraph" w:styleId="TOCHeading">
     <w:name w:val="TOC Heading"/>
     <w:basedOn w:val="Heading1"/>
     <w:next w:val="BodyText"/>
@@ -2006,246 +2675,330 @@
       <w:spacing w:before="240" w:line="259" w:lineRule="auto"/>
       <w:outlineLvl w:val="9"/>
     </w:pPr>
-    <w:rPr>
-      <w:rFonts w:asciiTheme="majorHAnsi" w:cstheme="majorBidi" w:eastAsiaTheme="majorEastAsia" w:hAnsiTheme="majorHAnsi"/>
-      <w:b w:val="0"/>
-      <w:bCs w:val="0"/>
-      <w:color w:themeColor="accent1" w:themeShade="BF" w:val="365F91"/>
-    </w:rPr>
   </w:style>
   <w:style w:type="paragraph" w:customStyle="1" w:styleId="SourceCode">
     <w:name w:val="Source Code"/>
     <w:basedOn w:val="Normal"/>
     <w:link w:val="VerbatimChar"/>
     <w:pPr>
-      <w:wordWrap w:val="off"/>
+      <w:wordWrap w:val="0"/>
     </w:pPr>
   </w:style>
   <w:style w:type="character" w:customStyle="1" w:styleId="KeywordTok">
     <w:name w:val="KeywordTok"/>
     <w:basedOn w:val="VerbatimChar"/>
     <w:rPr>
+      <w:rFonts w:ascii="Consolas" w:hAnsi="Consolas"/>
       <w:b/>
       <w:color w:val="007020"/>
+      <w:sz w:val="22"/>
     </w:rPr>
   </w:style>
   <w:style w:type="character" w:customStyle="1" w:styleId="DataTypeTok">
     <w:name w:val="DataTypeTok"/>
     <w:basedOn w:val="VerbatimChar"/>
     <w:rPr>
+      <w:rFonts w:ascii="Consolas" w:hAnsi="Consolas"/>
       <w:color w:val="902000"/>
+      <w:sz w:val="22"/>
     </w:rPr>
   </w:style>
   <w:style w:type="character" w:customStyle="1" w:styleId="DecValTok">
     <w:name w:val="DecValTok"/>
     <w:basedOn w:val="VerbatimChar"/>
     <w:rPr>
-      <w:color w:val="40a070"/>
+      <w:rFonts w:ascii="Consolas" w:hAnsi="Consolas"/>
+      <w:color w:val="40A070"/>
+      <w:sz w:val="22"/>
     </w:rPr>
   </w:style>
   <w:style w:type="character" w:customStyle="1" w:styleId="BaseNTok">
     <w:name w:val="BaseNTok"/>
     <w:basedOn w:val="VerbatimChar"/>
     <w:rPr>
-      <w:color w:val="40a070"/>
+      <w:rFonts w:ascii="Consolas" w:hAnsi="Consolas"/>
+      <w:color w:val="40A070"/>
+      <w:sz w:val="22"/>
     </w:rPr>
   </w:style>
   <w:style w:type="character" w:customStyle="1" w:styleId="FloatTok">
     <w:name w:val="FloatTok"/>
     <w:basedOn w:val="VerbatimChar"/>
     <w:rPr>
-      <w:color w:val="40a070"/>
+      <w:rFonts w:ascii="Consolas" w:hAnsi="Consolas"/>
+      <w:color w:val="40A070"/>
+      <w:sz w:val="22"/>
     </w:rPr>
   </w:style>
   <w:style w:type="character" w:customStyle="1" w:styleId="ConstantTok">
     <w:name w:val="ConstantTok"/>
     <w:basedOn w:val="VerbatimChar"/>
     <w:rPr>
+      <w:rFonts w:ascii="Consolas" w:hAnsi="Consolas"/>
       <w:color w:val="880000"/>
+      <w:sz w:val="22"/>
     </w:rPr>
   </w:style>
   <w:style w:type="character" w:customStyle="1" w:styleId="CharTok">
     <w:name w:val="CharTok"/>
     <w:basedOn w:val="VerbatimChar"/>
     <w:rPr>
-      <w:color w:val="4070a0"/>
+      <w:rFonts w:ascii="Consolas" w:hAnsi="Consolas"/>
+      <w:color w:val="4070A0"/>
+      <w:sz w:val="22"/>
     </w:rPr>
   </w:style>
   <w:style w:type="character" w:customStyle="1" w:styleId="SpecialCharTok">
     <w:name w:val="SpecialCharTok"/>
     <w:basedOn w:val="VerbatimChar"/>
     <w:rPr>
-      <w:color w:val="4070a0"/>
+      <w:rFonts w:ascii="Consolas" w:hAnsi="Consolas"/>
+      <w:color w:val="4070A0"/>
+      <w:sz w:val="22"/>
     </w:rPr>
   </w:style>
   <w:style w:type="character" w:customStyle="1" w:styleId="StringTok">
     <w:name w:val="StringTok"/>
     <w:basedOn w:val="VerbatimChar"/>
     <w:rPr>
-      <w:color w:val="4070a0"/>
+      <w:rFonts w:ascii="Consolas" w:hAnsi="Consolas"/>
+      <w:color w:val="4070A0"/>
+      <w:sz w:val="22"/>
     </w:rPr>
   </w:style>
   <w:style w:type="character" w:customStyle="1" w:styleId="VerbatimStringTok">
     <w:name w:val="VerbatimStringTok"/>
     <w:basedOn w:val="VerbatimChar"/>
     <w:rPr>
-      <w:color w:val="4070a0"/>
+      <w:rFonts w:ascii="Consolas" w:hAnsi="Consolas"/>
+      <w:color w:val="4070A0"/>
+      <w:sz w:val="22"/>
     </w:rPr>
   </w:style>
   <w:style w:type="character" w:customStyle="1" w:styleId="SpecialStringTok">
     <w:name w:val="SpecialStringTok"/>
     <w:basedOn w:val="VerbatimChar"/>
     <w:rPr>
-      <w:color w:val="bb6688"/>
+      <w:rFonts w:ascii="Consolas" w:hAnsi="Consolas"/>
+      <w:color w:val="BB6688"/>
+      <w:sz w:val="22"/>
     </w:rPr>
   </w:style>
   <w:style w:type="character" w:customStyle="1" w:styleId="ImportTok">
     <w:name w:val="ImportTok"/>
     <w:basedOn w:val="VerbatimChar"/>
     <w:rPr>
+      <w:rFonts w:ascii="Consolas" w:hAnsi="Consolas"/>
       <w:b/>
       <w:color w:val="008000"/>
+      <w:sz w:val="22"/>
     </w:rPr>
   </w:style>
   <w:style w:type="character" w:customStyle="1" w:styleId="CommentTok">
     <w:name w:val="CommentTok"/>
     <w:basedOn w:val="VerbatimChar"/>
     <w:rPr>
+      <w:rFonts w:ascii="Consolas" w:hAnsi="Consolas"/>
       <w:i/>
-      <w:color w:val="60a0b0"/>
+      <w:color w:val="60A0B0"/>
+      <w:sz w:val="22"/>
     </w:rPr>
   </w:style>
   <w:style w:type="character" w:customStyle="1" w:styleId="DocumentationTok">
     <w:name w:val="DocumentationTok"/>
     <w:basedOn w:val="VerbatimChar"/>
     <w:rPr>
+      <w:rFonts w:ascii="Consolas" w:hAnsi="Consolas"/>
       <w:i/>
-      <w:color w:val="ba2121"/>
+      <w:color w:val="BA2121"/>
+      <w:sz w:val="22"/>
     </w:rPr>
   </w:style>
   <w:style w:type="character" w:customStyle="1" w:styleId="AnnotationTok">
     <w:name w:val="AnnotationTok"/>
     <w:basedOn w:val="VerbatimChar"/>
     <w:rPr>
+      <w:rFonts w:ascii="Consolas" w:hAnsi="Consolas"/>
       <w:b/>
       <w:i/>
-      <w:color w:val="60a0b0"/>
+      <w:color w:val="60A0B0"/>
+      <w:sz w:val="22"/>
     </w:rPr>
   </w:style>
   <w:style w:type="character" w:customStyle="1" w:styleId="CommentVarTok">
     <w:name w:val="CommentVarTok"/>
     <w:basedOn w:val="VerbatimChar"/>
     <w:rPr>
+      <w:rFonts w:ascii="Consolas" w:hAnsi="Consolas"/>
       <w:b/>
       <w:i/>
-      <w:color w:val="60a0b0"/>
+      <w:color w:val="60A0B0"/>
+      <w:sz w:val="22"/>
     </w:rPr>
   </w:style>
   <w:style w:type="character" w:customStyle="1" w:styleId="OtherTok">
     <w:name w:val="OtherTok"/>
     <w:basedOn w:val="VerbatimChar"/>
     <w:rPr>
+      <w:rFonts w:ascii="Consolas" w:hAnsi="Consolas"/>
       <w:color w:val="007020"/>
+      <w:sz w:val="22"/>
     </w:rPr>
   </w:style>
   <w:style w:type="character" w:customStyle="1" w:styleId="FunctionTok">
     <w:name w:val="FunctionTok"/>
     <w:basedOn w:val="VerbatimChar"/>
     <w:rPr>
-      <w:color w:val="06287e"/>
+      <w:rFonts w:ascii="Consolas" w:hAnsi="Consolas"/>
+      <w:color w:val="06287E"/>
+      <w:sz w:val="22"/>
     </w:rPr>
   </w:style>
   <w:style w:type="character" w:customStyle="1" w:styleId="VariableTok">
     <w:name w:val="VariableTok"/>
     <w:basedOn w:val="VerbatimChar"/>
     <w:rPr>
-      <w:color w:val="19177c"/>
+      <w:rFonts w:ascii="Consolas" w:hAnsi="Consolas"/>
+      <w:color w:val="19177C"/>
+      <w:sz w:val="22"/>
     </w:rPr>
   </w:style>
   <w:style w:type="character" w:customStyle="1" w:styleId="ControlFlowTok">
     <w:name w:val="ControlFlowTok"/>
     <w:basedOn w:val="VerbatimChar"/>
     <w:rPr>
+      <w:rFonts w:ascii="Consolas" w:hAnsi="Consolas"/>
       <w:b/>
       <w:color w:val="007020"/>
+      <w:sz w:val="22"/>
     </w:rPr>
   </w:style>
   <w:style w:type="character" w:customStyle="1" w:styleId="OperatorTok">
     <w:name w:val="OperatorTok"/>
     <w:basedOn w:val="VerbatimChar"/>
     <w:rPr>
+      <w:rFonts w:ascii="Consolas" w:hAnsi="Consolas"/>
       <w:color w:val="666666"/>
+      <w:sz w:val="22"/>
     </w:rPr>
   </w:style>
   <w:style w:type="character" w:customStyle="1" w:styleId="BuiltInTok">
     <w:name w:val="BuiltInTok"/>
     <w:basedOn w:val="VerbatimChar"/>
     <w:rPr>
+      <w:rFonts w:ascii="Consolas" w:hAnsi="Consolas"/>
       <w:color w:val="008000"/>
+      <w:sz w:val="22"/>
     </w:rPr>
   </w:style>
   <w:style w:type="character" w:customStyle="1" w:styleId="ExtensionTok">
     <w:name w:val="ExtensionTok"/>
     <w:basedOn w:val="VerbatimChar"/>
-    <w:rPr/>
+    <w:rPr>
+      <w:rFonts w:ascii="Consolas" w:hAnsi="Consolas"/>
+      <w:sz w:val="22"/>
+    </w:rPr>
   </w:style>
   <w:style w:type="character" w:customStyle="1" w:styleId="PreprocessorTok">
     <w:name w:val="PreprocessorTok"/>
     <w:basedOn w:val="VerbatimChar"/>
     <w:rPr>
-      <w:color w:val="bc7a00"/>
+      <w:rFonts w:ascii="Consolas" w:hAnsi="Consolas"/>
+      <w:color w:val="BC7A00"/>
+      <w:sz w:val="22"/>
     </w:rPr>
   </w:style>
   <w:style w:type="character" w:customStyle="1" w:styleId="AttributeTok">
     <w:name w:val="AttributeTok"/>
     <w:basedOn w:val="VerbatimChar"/>
     <w:rPr>
-      <w:color w:val="7d9029"/>
+      <w:rFonts w:ascii="Consolas" w:hAnsi="Consolas"/>
+      <w:color w:val="7D9029"/>
+      <w:sz w:val="22"/>
     </w:rPr>
   </w:style>
   <w:style w:type="character" w:customStyle="1" w:styleId="RegionMarkerTok">
     <w:name w:val="RegionMarkerTok"/>
     <w:basedOn w:val="VerbatimChar"/>
-    <w:rPr/>
+    <w:rPr>
+      <w:rFonts w:ascii="Consolas" w:hAnsi="Consolas"/>
+      <w:sz w:val="22"/>
+    </w:rPr>
   </w:style>
   <w:style w:type="character" w:customStyle="1" w:styleId="InformationTok">
     <w:name w:val="InformationTok"/>
     <w:basedOn w:val="VerbatimChar"/>
     <w:rPr>
+      <w:rFonts w:ascii="Consolas" w:hAnsi="Consolas"/>
       <w:b/>
       <w:i/>
-      <w:color w:val="60a0b0"/>
+      <w:color w:val="60A0B0"/>
+      <w:sz w:val="22"/>
     </w:rPr>
   </w:style>
   <w:style w:type="character" w:customStyle="1" w:styleId="WarningTok">
     <w:name w:val="WarningTok"/>
     <w:basedOn w:val="VerbatimChar"/>
     <w:rPr>
+      <w:rFonts w:ascii="Consolas" w:hAnsi="Consolas"/>
       <w:b/>
       <w:i/>
-      <w:color w:val="60a0b0"/>
+      <w:color w:val="60A0B0"/>
+      <w:sz w:val="22"/>
     </w:rPr>
   </w:style>
   <w:style w:type="character" w:customStyle="1" w:styleId="AlertTok">
     <w:name w:val="AlertTok"/>
     <w:basedOn w:val="VerbatimChar"/>
     <w:rPr>
+      <w:rFonts w:ascii="Consolas" w:hAnsi="Consolas"/>
       <w:b/>
-      <w:color w:val="ff0000"/>
+      <w:color w:val="FF0000"/>
+      <w:sz w:val="22"/>
     </w:rPr>
   </w:style>
   <w:style w:type="character" w:customStyle="1" w:styleId="ErrorTok">
     <w:name w:val="ErrorTok"/>
     <w:basedOn w:val="VerbatimChar"/>
     <w:rPr>
+      <w:rFonts w:ascii="Consolas" w:hAnsi="Consolas"/>
       <w:b/>
-      <w:color w:val="ff0000"/>
+      <w:color w:val="FF0000"/>
+      <w:sz w:val="22"/>
     </w:rPr>
   </w:style>
   <w:style w:type="character" w:customStyle="1" w:styleId="NormalTok">
     <w:name w:val="NormalTok"/>
     <w:basedOn w:val="VerbatimChar"/>
-    <w:rPr/>
+    <w:rPr>
+      <w:rFonts w:ascii="Consolas" w:hAnsi="Consolas"/>
+      <w:sz w:val="22"/>
+    </w:rPr>
+  </w:style>
+  <w:style w:type="paragraph" w:styleId="TOC1">
+    <w:name w:val="toc 1"/>
+    <w:basedOn w:val="Normal"/>
+    <w:next w:val="Normal"/>
+    <w:autoRedefine/>
+    <w:uiPriority w:val="39"/>
+    <w:unhideWhenUsed/>
+    <w:rsid w:val="00C85E46"/>
+    <w:pPr>
+      <w:spacing w:after="100"/>
+    </w:pPr>
+  </w:style>
+  <w:style w:type="paragraph" w:styleId="TOC2">
+    <w:name w:val="toc 2"/>
+    <w:basedOn w:val="Normal"/>
+    <w:next w:val="Normal"/>
+    <w:autoRedefine/>
+    <w:uiPriority w:val="39"/>
+    <w:unhideWhenUsed/>
+    <w:rsid w:val="00C85E46"/>
+    <w:pPr>
+      <w:spacing w:after="100"/>
+      <w:ind w:left="240"/>
+    </w:pPr>
   </w:style>
 </w:styles>
 </file>
